--- a/Lab/13-S0-2025-SEDQ/salida/ortocentro_alturas_triangulo_geometria_n2_v1_1.docx
+++ b/Lab/13-S0-2025-SEDQ/salida/ortocentro_alturas_triangulo_geometria_n2_v1_1.docx
@@ -53,7 +53,7 @@
         <w:br/>
       </w:r>
       <w:r>
-        <w:t xml:space="preserve">El ortocentro se define como el posición plano en el cual se intersectan las tres líneas perpendiculares de un polígono triangular. En la figura, se le han trazado las líneas perpendiculares al polígono triangular RST y se ha marcado su ortocentro.</w:t>
+        <w:t xml:space="preserve">El ortocentro se define como el lugar geométrico en el cual se cruzan las tres líneas perpendiculares de un forma triangular. En la figura, se le han trazado las líneas perpendiculares al forma triangular MOP y se ha marcado su ortocentro.</w:t>
       </w:r>
     </w:p>
     <w:p>
@@ -66,7 +66,7 @@
       <w:r>
         <w:drawing>
           <wp:inline>
-            <wp:extent cx="4319999" cy="4333292"/>
+            <wp:extent cx="4319999" cy="3781661"/>
             <wp:effectExtent b="0" l="0" r="0" t="0"/>
             <wp:docPr descr="image" title="" id="21" name="Picture"/>
             <a:graphic>
@@ -87,7 +87,7 @@
                   <pic:spPr bwMode="auto">
                     <a:xfrm>
                       <a:off x="0" y="0"/>
-                      <a:ext cx="4319999" cy="4333292"/>
+                      <a:ext cx="4319999" cy="3781661"/>
                     </a:xfrm>
                     <a:prstGeom prst="rect">
                       <a:avLst/>
@@ -114,7 +114,7 @@
         </w:numPr>
       </w:pPr>
       <w:r>
-        <w:t xml:space="preserve">¿En cuál posición se ubica el ortocentro del polígono triangular?</w:t>
+        <w:t xml:space="preserve">¿En cuál lugar se ubica el ortocentro del forma triangular?</w:t>
       </w:r>
     </w:p>
     <w:p>
@@ -136,7 +136,7 @@
         </w:numPr>
       </w:pPr>
       <w:r>
-        <w:t xml:space="preserve">T</w:t>
+        <w:t xml:space="preserve">M</w:t>
       </w:r>
     </w:p>
     <w:p>
@@ -147,7 +147,7 @@
         </w:numPr>
       </w:pPr>
       <w:r>
-        <w:t xml:space="preserve">R</w:t>
+        <w:t xml:space="preserve">P</w:t>
       </w:r>
     </w:p>
     <w:p>
@@ -158,7 +158,7 @@
         </w:numPr>
       </w:pPr>
       <w:r>
-        <w:t xml:space="preserve">S</w:t>
+        <w:t xml:space="preserve">O</w:t>
       </w:r>
     </w:p>
     <w:p>
@@ -245,7 +245,7 @@
         </w:numPr>
       </w:pPr>
       <w:r>
-        <w:t xml:space="preserve">En el polígono triangular RST, podemos observar:</w:t>
+        <w:t xml:space="preserve">En el forma triangular MOP, podemos observar:</w:t>
       </w:r>
     </w:p>
     <w:p>
@@ -260,10 +260,10 @@
           <w:b/>
           <w:bCs/>
         </w:rPr>
-        <w:t xml:space="preserve">Altura desde S</w:t>
-      </w:r>
-      <w:r>
-        <w:t xml:space="preserve">: La línea dashed que va desde el vértice S hasta el punto Z en la base RT. Esta línea es perpendicular a la base, como se indica con el símbolo del ángulo recto.</w:t>
+        <w:t xml:space="preserve">Altura desde O</w:t>
+      </w:r>
+      <w:r>
+        <w:t xml:space="preserve">: La línea dashed que va desde el vértice O hasta el punto V en la base MP. Esta línea es perpendicular a la base, como se indica con el símbolo del ángulo recto.</w:t>
       </w:r>
     </w:p>
     <w:p>
@@ -278,10 +278,10 @@
           <w:b/>
           <w:bCs/>
         </w:rPr>
-        <w:t xml:space="preserve">Altura desde R</w:t>
-      </w:r>
-      <w:r>
-        <w:t xml:space="preserve">: La línea dashed que va desde el vértice R hacia el lado opuesto ST.</w:t>
+        <w:t xml:space="preserve">Altura desde M</w:t>
+      </w:r>
+      <w:r>
+        <w:t xml:space="preserve">: La línea dashed que va desde el vértice M hacia el lado opuesto OP.</w:t>
       </w:r>
     </w:p>
     <w:p>
@@ -296,10 +296,10 @@
           <w:b/>
           <w:bCs/>
         </w:rPr>
-        <w:t xml:space="preserve">Altura desde T</w:t>
-      </w:r>
-      <w:r>
-        <w:t xml:space="preserve">: La línea dashed que va desde el vértice T hacia el lado opuesto RS.</w:t>
+        <w:t xml:space="preserve">Altura desde P</w:t>
+      </w:r>
+      <w:r>
+        <w:t xml:space="preserve">: La línea dashed que va desde el vértice P hacia el lado opuesto MO.</w:t>
       </w:r>
     </w:p>
     <w:p>
@@ -564,7 +564,7 @@
           <w:b/>
           <w:bCs/>
         </w:rPr>
-        <w:t xml:space="preserve">Punto R</w:t>
+        <w:t xml:space="preserve">Punto M</w:t>
       </w:r>
       <w:r>
         <w:t xml:space="preserve">: Es un vértice del triángulo, no el punto donde convergen las alturas</w:t>
@@ -582,7 +582,7 @@
           <w:b/>
           <w:bCs/>
         </w:rPr>
-        <w:t xml:space="preserve">Punto S</w:t>
+        <w:t xml:space="preserve">Punto O</w:t>
       </w:r>
       <w:r>
         <w:t xml:space="preserve">: Es otro vértice del triángulo, no el ortocentro</w:t>
@@ -600,7 +600,7 @@
           <w:b/>
           <w:bCs/>
         </w:rPr>
-        <w:t xml:space="preserve">Punto T</w:t>
+        <w:t xml:space="preserve">Punto P</w:t>
       </w:r>
       <w:r>
         <w:t xml:space="preserve">: Es otro vértice del triángulo, no el ortocentro</w:t>
@@ -628,7 +628,7 @@
         </w:numPr>
       </w:pPr>
       <w:r>
-        <w:t xml:space="preserve">El ortocentro del polígono triangular RST se ubica en el</w:t>
+        <w:t xml:space="preserve">El ortocentro del forma triangular MOP se ubica en el</w:t>
       </w:r>
       <w:r>
         <w:t xml:space="preserve"> </w:t>
@@ -641,7 +641,7 @@
         <w:t xml:space="preserve">punto H</w:t>
       </w:r>
       <w:r>
-        <w:t xml:space="preserve">, ya que es el lugar plano donde se intersectan las tres líneas perpendiculares del polígono triangular.</w:t>
+        <w:t xml:space="preserve">, ya que es el lugar geométrico donde se cruzan las tres líneas perpendiculares del forma triangular.</w:t>
       </w:r>
     </w:p>
     <w:p>
@@ -724,7 +724,7 @@
         <w:br/>
       </w:r>
       <w:r>
-        <w:t xml:space="preserve">El ortocentro se define como el posición plano en el cual se intersectan las tres perpendiculares de un polígono triangular. En la figura, se le han representado las perpendiculares al polígono triangular DEF y se ha marcado su ortocentro.</w:t>
+        <w:t xml:space="preserve">El ortocentro se define como el posición espacial en el cual se convergen las tres líneas perpendiculares de un polígono triangular. En la figura, se le han representado las líneas perpendiculares al polígono triangular XYZ y se ha marcado su ortocentro.</w:t>
       </w:r>
     </w:p>
     <w:p>
@@ -737,7 +737,7 @@
       <w:r>
         <w:drawing>
           <wp:inline>
-            <wp:extent cx="4319999" cy="3622153"/>
+            <wp:extent cx="4319999" cy="2505599"/>
             <wp:effectExtent b="0" l="0" r="0" t="0"/>
             <wp:docPr descr="image" title="" id="31" name="Picture"/>
             <a:graphic>
@@ -758,7 +758,7 @@
                   <pic:spPr bwMode="auto">
                     <a:xfrm>
                       <a:off x="0" y="0"/>
-                      <a:ext cx="4319999" cy="3622153"/>
+                      <a:ext cx="4319999" cy="2505599"/>
                     </a:xfrm>
                     <a:prstGeom prst="rect">
                       <a:avLst/>
@@ -796,7 +796,7 @@
         </w:numPr>
       </w:pPr>
       <w:r>
-        <w:t xml:space="preserve">E</w:t>
+        <w:t xml:space="preserve">Z</w:t>
       </w:r>
     </w:p>
     <w:p>
@@ -807,7 +807,7 @@
         </w:numPr>
       </w:pPr>
       <w:r>
-        <w:t xml:space="preserve">F</w:t>
+        <w:t xml:space="preserve">H</w:t>
       </w:r>
     </w:p>
     <w:p>
@@ -818,7 +818,7 @@
         </w:numPr>
       </w:pPr>
       <w:r>
-        <w:t xml:space="preserve">D</w:t>
+        <w:t xml:space="preserve">Y</w:t>
       </w:r>
     </w:p>
     <w:p>
@@ -829,573 +829,573 @@
         </w:numPr>
       </w:pPr>
       <w:r>
+        <w:t xml:space="preserve">X</w:t>
+      </w:r>
+    </w:p>
+    <w:p>
+      <w:pPr>
+        <w:numPr>
+          <w:ilvl w:val="0"/>
+          <w:numId w:val="1000"/>
+        </w:numPr>
+      </w:pPr>
+      <w:r>
+        <w:rPr>
+          <w:b/>
+          <w:bCs/>
+        </w:rPr>
+        <w:t xml:space="preserve">Solución</w:t>
+      </w:r>
+      <w:r>
+        <w:br/>
+      </w:r>
+      <w:r>
+        <w:t xml:space="preserve">Para identificar correctamente el ortocentro del triángulo, debemos aplicar la definición fundamental y analizar la figura sistemáticamente.</w:t>
+      </w:r>
+    </w:p>
+    <w:p>
+      <w:pPr>
+        <w:pStyle w:val="Heading3"/>
+        <w:numPr>
+          <w:ilvl w:val="0"/>
+          <w:numId w:val="1000"/>
+        </w:numPr>
+      </w:pPr>
+      <w:bookmarkStart w:id="33" w:name="X72876ccd7615e5cc2d29acbd621dcd6a97c4681"/>
+      <w:r>
+        <w:t xml:space="preserve">Paso 1: Recordar la definición de ortocentro</w:t>
+      </w:r>
+      <w:bookmarkEnd w:id="33"/>
+    </w:p>
+    <w:p>
+      <w:pPr>
+        <w:numPr>
+          <w:ilvl w:val="0"/>
+          <w:numId w:val="1000"/>
+        </w:numPr>
+      </w:pPr>
+      <w:r>
+        <w:t xml:space="preserve">El</w:t>
+      </w:r>
+      <w:r>
+        <w:t xml:space="preserve"> </w:t>
+      </w:r>
+      <w:r>
+        <w:rPr>
+          <w:b/>
+          <w:bCs/>
+        </w:rPr>
+        <w:t xml:space="preserve">ortocentro</w:t>
+      </w:r>
+      <w:r>
+        <w:t xml:space="preserve"> </w:t>
+      </w:r>
+      <w:r>
+        <w:t xml:space="preserve">es el punto de intersección de las tres alturas de un triángulo. Una altura es la línea perpendicular que va desde un vértice hasta el lado opuesto (o su prolongación).</w:t>
+      </w:r>
+    </w:p>
+    <w:p>
+      <w:pPr>
+        <w:pStyle w:val="Heading3"/>
+        <w:numPr>
+          <w:ilvl w:val="0"/>
+          <w:numId w:val="1000"/>
+        </w:numPr>
+      </w:pPr>
+      <w:bookmarkStart w:id="34" w:name="Xecedba3e475eb20034dd57c8580928c8237752f"/>
+      <w:r>
+        <w:t xml:space="preserve">Paso 2: Identificar las alturas en la figura</w:t>
+      </w:r>
+      <w:bookmarkEnd w:id="34"/>
+    </w:p>
+    <w:p>
+      <w:pPr>
+        <w:numPr>
+          <w:ilvl w:val="0"/>
+          <w:numId w:val="1000"/>
+        </w:numPr>
+      </w:pPr>
+      <w:r>
+        <w:t xml:space="preserve">En el polígono triangular XYZ, podemos observar:</w:t>
+      </w:r>
+    </w:p>
+    <w:p>
+      <w:pPr>
+        <w:numPr>
+          <w:ilvl w:val="1"/>
+          <w:numId w:val="1007"/>
+        </w:numPr>
+      </w:pPr>
+      <w:r>
+        <w:rPr>
+          <w:b/>
+          <w:bCs/>
+        </w:rPr>
+        <w:t xml:space="preserve">Altura desde Y</w:t>
+      </w:r>
+      <w:r>
+        <w:t xml:space="preserve">: La línea dashdotted que va desde el vértice Y hasta el punto F en la base XZ. Esta línea es perpendicular a la base, como se indica con el símbolo del ángulo recto.</w:t>
+      </w:r>
+    </w:p>
+    <w:p>
+      <w:pPr>
+        <w:numPr>
+          <w:ilvl w:val="1"/>
+          <w:numId w:val="1007"/>
+        </w:numPr>
+      </w:pPr>
+      <w:r>
+        <w:rPr>
+          <w:b/>
+          <w:bCs/>
+        </w:rPr>
+        <w:t xml:space="preserve">Altura desde X</w:t>
+      </w:r>
+      <w:r>
+        <w:t xml:space="preserve">: La línea dashdotted que va desde el vértice X hacia el lado opuesto YZ.</w:t>
+      </w:r>
+    </w:p>
+    <w:p>
+      <w:pPr>
+        <w:numPr>
+          <w:ilvl w:val="1"/>
+          <w:numId w:val="1007"/>
+        </w:numPr>
+      </w:pPr>
+      <w:r>
+        <w:rPr>
+          <w:b/>
+          <w:bCs/>
+        </w:rPr>
+        <w:t xml:space="preserve">Altura desde Z</w:t>
+      </w:r>
+      <w:r>
+        <w:t xml:space="preserve">: La línea dashdotted que va desde el vértice Z hacia el lado opuesto XY.</w:t>
+      </w:r>
+    </w:p>
+    <w:p>
+      <w:pPr>
+        <w:pStyle w:val="Heading3"/>
+        <w:numPr>
+          <w:ilvl w:val="0"/>
+          <w:numId w:val="1000"/>
+        </w:numPr>
+      </w:pPr>
+      <w:bookmarkStart w:id="35" w:name="Xd6fdcca98564f7accf93ff49264ab375dfad82a"/>
+      <w:r>
+        <w:t xml:space="preserve">Paso 3: Localizar el punto de convergencia</w:t>
+      </w:r>
+      <w:bookmarkEnd w:id="35"/>
+    </w:p>
+    <w:p>
+      <w:pPr>
+        <w:numPr>
+          <w:ilvl w:val="0"/>
+          <w:numId w:val="1000"/>
+        </w:numPr>
+      </w:pPr>
+      <w:r>
+        <w:t xml:space="preserve">Al observar cuidadosamente la figura, podemos ver que todas las líneas perpendiculares se intersectan en un único punto. Este punto de convergencia es precisamente el</w:t>
+      </w:r>
+      <w:r>
+        <w:t xml:space="preserve"> </w:t>
+      </w:r>
+      <w:r>
+        <w:rPr>
+          <w:b/>
+          <w:bCs/>
+        </w:rPr>
+        <w:t xml:space="preserve">punto H</w:t>
+      </w:r>
+      <w:r>
+        <w:t xml:space="preserve">, que está marcado con un círculo morado en el diagrama.</w:t>
+      </w:r>
+    </w:p>
+    <w:p>
+      <w:pPr>
+        <w:pStyle w:val="Heading3"/>
+        <w:numPr>
+          <w:ilvl w:val="0"/>
+          <w:numId w:val="1000"/>
+        </w:numPr>
+      </w:pPr>
+      <w:bookmarkStart w:id="36" w:name="paso-4-verificar-la-respuesta"/>
+      <w:r>
+        <w:t xml:space="preserve">Paso 4: Verificar la respuesta</w:t>
+      </w:r>
+      <w:bookmarkEnd w:id="36"/>
+    </w:p>
+    <w:p>
+      <w:pPr>
+        <w:numPr>
+          <w:ilvl w:val="0"/>
+          <w:numId w:val="1000"/>
+        </w:numPr>
+      </w:pPr>
+      <w:r>
+        <w:t xml:space="preserve">Según la teoría geométrica:</w:t>
+      </w:r>
+      <w:r>
+        <w:t xml:space="preserve"> </w:t>
+      </w:r>
+      <w:r>
+        <w:t xml:space="preserve">- En cualquier triángulo, las tres alturas (o sus prolongaciones) siempre se intersectan en un único punto</w:t>
+      </w:r>
+      <w:r>
+        <w:t xml:space="preserve"> </w:t>
+      </w:r>
+      <w:r>
+        <w:t xml:space="preserve">- Este punto de intersección es el</w:t>
+      </w:r>
+      <w:r>
+        <w:t xml:space="preserve"> </w:t>
+      </w:r>
+      <w:r>
+        <w:rPr>
+          <w:b/>
+          <w:bCs/>
+        </w:rPr>
+        <w:t xml:space="preserve">ortocentro</w:t>
+      </w:r>
+      <w:r>
+        <w:t xml:space="preserve"> </w:t>
+      </w:r>
+      <w:r>
+        <w:t xml:space="preserve">- En la figura mostrada, este punto es claramente</w:t>
+      </w:r>
+      <w:r>
+        <w:t xml:space="preserve"> </w:t>
+      </w:r>
+      <w:r>
+        <w:rPr>
+          <w:b/>
+          <w:bCs/>
+        </w:rPr>
         <w:t xml:space="preserve">H</w:t>
       </w:r>
     </w:p>
     <w:p>
       <w:pPr>
-        <w:numPr>
-          <w:ilvl w:val="0"/>
-          <w:numId w:val="1000"/>
-        </w:numPr>
-      </w:pPr>
-      <w:r>
-        <w:rPr>
-          <w:b/>
-          <w:bCs/>
-        </w:rPr>
-        <w:t xml:space="preserve">Solución</w:t>
+        <w:pStyle w:val="Heading3"/>
+        <w:numPr>
+          <w:ilvl w:val="0"/>
+          <w:numId w:val="1000"/>
+        </w:numPr>
+      </w:pPr>
+      <w:bookmarkStart w:id="37" w:name="Xe884978114432474aedea73d37c50c3cf293e99"/>
+      <w:r>
+        <w:t xml:space="preserve">Paso 5: Ubicación del ortocentro según el tipo de triángulo</w:t>
+      </w:r>
+      <w:bookmarkEnd w:id="37"/>
+    </w:p>
+    <w:p>
+      <w:pPr>
+        <w:numPr>
+          <w:ilvl w:val="0"/>
+          <w:numId w:val="1000"/>
+        </w:numPr>
+      </w:pPr>
+      <w:r>
+        <w:t xml:space="preserve">Es importante recordar que:</w:t>
+      </w:r>
+      <w:r>
+        <w:t xml:space="preserve"> </w:t>
+      </w:r>
+      <w:r>
+        <w:t xml:space="preserve">- En un</w:t>
+      </w:r>
+      <w:r>
+        <w:t xml:space="preserve"> </w:t>
+      </w:r>
+      <w:r>
+        <w:rPr>
+          <w:b/>
+          <w:bCs/>
+        </w:rPr>
+        <w:t xml:space="preserve">triángulo acutángulo</w:t>
+      </w:r>
+      <w:r>
+        <w:t xml:space="preserve">: el ortocentro se encuentra</w:t>
+      </w:r>
+      <w:r>
+        <w:t xml:space="preserve"> </w:t>
+      </w:r>
+      <w:r>
+        <w:rPr>
+          <w:b/>
+          <w:bCs/>
+        </w:rPr>
+        <w:t xml:space="preserve">dentro</w:t>
+      </w:r>
+      <w:r>
+        <w:t xml:space="preserve"> </w:t>
+      </w:r>
+      <w:r>
+        <w:t xml:space="preserve">del triángulo</w:t>
+      </w:r>
+      <w:r>
+        <w:t xml:space="preserve"> </w:t>
+      </w:r>
+      <w:r>
+        <w:t xml:space="preserve">- En un</w:t>
+      </w:r>
+      <w:r>
+        <w:t xml:space="preserve"> </w:t>
+      </w:r>
+      <w:r>
+        <w:rPr>
+          <w:b/>
+          <w:bCs/>
+        </w:rPr>
+        <w:t xml:space="preserve">triángulo rectángulo</w:t>
+      </w:r>
+      <w:r>
+        <w:t xml:space="preserve">: el ortocentro coincide con el</w:t>
+      </w:r>
+      <w:r>
+        <w:t xml:space="preserve"> </w:t>
+      </w:r>
+      <w:r>
+        <w:rPr>
+          <w:b/>
+          <w:bCs/>
+        </w:rPr>
+        <w:t xml:space="preserve">vértice del ángulo recto</w:t>
+      </w:r>
+      <w:r>
+        <w:t xml:space="preserve"> </w:t>
+      </w:r>
+      <w:r>
+        <w:t xml:space="preserve">- En un</w:t>
+      </w:r>
+      <w:r>
+        <w:t xml:space="preserve"> </w:t>
+      </w:r>
+      <w:r>
+        <w:rPr>
+          <w:b/>
+          <w:bCs/>
+        </w:rPr>
+        <w:t xml:space="preserve">triángulo obtusángulo</w:t>
+      </w:r>
+      <w:r>
+        <w:t xml:space="preserve">: el ortocentro se encuentra</w:t>
+      </w:r>
+      <w:r>
+        <w:t xml:space="preserve"> </w:t>
+      </w:r>
+      <w:r>
+        <w:rPr>
+          <w:b/>
+          <w:bCs/>
+        </w:rPr>
+        <w:t xml:space="preserve">fuera</w:t>
+      </w:r>
+      <w:r>
+        <w:t xml:space="preserve"> </w:t>
+      </w:r>
+      <w:r>
+        <w:t xml:space="preserve">del triángulo</w:t>
+      </w:r>
+    </w:p>
+    <w:p>
+      <w:pPr>
+        <w:numPr>
+          <w:ilvl w:val="0"/>
+          <w:numId w:val="1000"/>
+        </w:numPr>
+      </w:pPr>
+      <w:r>
+        <w:t xml:space="preserve">En este caso, el triángulo es acutángulo y el ortocentro se encuentra en la posición correspondiente.</w:t>
+      </w:r>
+    </w:p>
+    <w:p>
+      <w:pPr>
+        <w:pStyle w:val="Heading3"/>
+        <w:numPr>
+          <w:ilvl w:val="0"/>
+          <w:numId w:val="1000"/>
+        </w:numPr>
+      </w:pPr>
+      <w:bookmarkStart w:id="38" w:name="paso-6-descartar-distractores"/>
+      <w:r>
+        <w:t xml:space="preserve">Paso 6: Descartar distractores</w:t>
+      </w:r>
+      <w:bookmarkEnd w:id="38"/>
+    </w:p>
+    <w:p>
+      <w:pPr>
+        <w:numPr>
+          <w:ilvl w:val="1"/>
+          <w:numId w:val="1008"/>
+        </w:numPr>
+      </w:pPr>
+      <w:r>
+        <w:rPr>
+          <w:b/>
+          <w:bCs/>
+        </w:rPr>
+        <w:t xml:space="preserve">Punto X</w:t>
+      </w:r>
+      <w:r>
+        <w:t xml:space="preserve">: Es un vértice del triángulo, no el punto donde convergen las alturas</w:t>
+      </w:r>
+    </w:p>
+    <w:p>
+      <w:pPr>
+        <w:numPr>
+          <w:ilvl w:val="1"/>
+          <w:numId w:val="1008"/>
+        </w:numPr>
+      </w:pPr>
+      <w:r>
+        <w:rPr>
+          <w:b/>
+          <w:bCs/>
+        </w:rPr>
+        <w:t xml:space="preserve">Punto Y</w:t>
+      </w:r>
+      <w:r>
+        <w:t xml:space="preserve">: Es otro vértice del triángulo, no el ortocentro</w:t>
+      </w:r>
+    </w:p>
+    <w:p>
+      <w:pPr>
+        <w:numPr>
+          <w:ilvl w:val="1"/>
+          <w:numId w:val="1008"/>
+        </w:numPr>
+      </w:pPr>
+      <w:r>
+        <w:rPr>
+          <w:b/>
+          <w:bCs/>
+        </w:rPr>
+        <w:t xml:space="preserve">Punto Z</w:t>
+      </w:r>
+      <w:r>
+        <w:t xml:space="preserve">: Es otro vértice del triángulo, no el ortocentro</w:t>
+      </w:r>
+    </w:p>
+    <w:p>
+      <w:pPr>
+        <w:pStyle w:val="Heading3"/>
+        <w:numPr>
+          <w:ilvl w:val="0"/>
+          <w:numId w:val="1000"/>
+        </w:numPr>
+      </w:pPr>
+      <w:bookmarkStart w:id="39" w:name="conclusiuxf3n"/>
+      <w:r>
+        <w:t xml:space="preserve">Conclusión</w:t>
+      </w:r>
+      <w:bookmarkEnd w:id="39"/>
+    </w:p>
+    <w:p>
+      <w:pPr>
+        <w:numPr>
+          <w:ilvl w:val="0"/>
+          <w:numId w:val="1000"/>
+        </w:numPr>
+      </w:pPr>
+      <w:r>
+        <w:t xml:space="preserve">El ortocentro del polígono triangular XYZ se ubica en el</w:t>
+      </w:r>
+      <w:r>
+        <w:t xml:space="preserve"> </w:t>
+      </w:r>
+      <w:r>
+        <w:rPr>
+          <w:b/>
+          <w:bCs/>
+        </w:rPr>
+        <w:t xml:space="preserve">punto H</w:t>
+      </w:r>
+      <w:r>
+        <w:t xml:space="preserve">, ya que es el lugar espacial donde se convergen las tres líneas perpendiculares del polígono triangular.</w:t>
+      </w:r>
+    </w:p>
+    <w:p>
+      <w:pPr>
+        <w:numPr>
+          <w:ilvl w:val="0"/>
+          <w:numId w:val="1000"/>
+        </w:numPr>
+      </w:pPr>
+      <w:r>
+        <w:rPr>
+          <w:b/>
+          <w:bCs/>
+        </w:rPr>
+        <w:t xml:space="preserve">Concepto clave</w:t>
+      </w:r>
+      <w:r>
+        <w:t xml:space="preserve">: El ortocentro puede ubicarse dentro, sobre o fuera del triángulo dependiendo del tipo de triángulo (acutángulo, rectángulo u obtusángulo), pero siempre es el punto único donde convergen las tres alturas.</w:t>
+      </w:r>
+    </w:p>
+    <w:p>
+      <w:pPr>
+        <w:numPr>
+          <w:ilvl w:val="1"/>
+          <w:numId w:val="1009"/>
+        </w:numPr>
+      </w:pPr>
+      <w:r>
+        <w:t xml:space="preserve">Falso</w:t>
+      </w:r>
+    </w:p>
+    <w:p>
+      <w:pPr>
+        <w:numPr>
+          <w:ilvl w:val="1"/>
+          <w:numId w:val="1009"/>
+        </w:numPr>
+      </w:pPr>
+      <w:r>
+        <w:t xml:space="preserve">Verdadero</w:t>
+      </w:r>
+    </w:p>
+    <w:p>
+      <w:pPr>
+        <w:numPr>
+          <w:ilvl w:val="1"/>
+          <w:numId w:val="1009"/>
+        </w:numPr>
+      </w:pPr>
+      <w:r>
+        <w:t xml:space="preserve">Falso</w:t>
+      </w:r>
+    </w:p>
+    <w:p>
+      <w:pPr>
+        <w:numPr>
+          <w:ilvl w:val="1"/>
+          <w:numId w:val="1009"/>
+        </w:numPr>
+      </w:pPr>
+      <w:r>
+        <w:t xml:space="preserve">Falso</w:t>
+      </w:r>
+    </w:p>
+    <w:p>
+      <w:pPr>
+        <w:numPr>
+          <w:ilvl w:val="0"/>
+          <w:numId w:val="1001"/>
+        </w:numPr>
+      </w:pPr>
+      <w:r>
+        <w:rPr>
+          <w:b/>
+          <w:bCs/>
+        </w:rPr>
+        <w:t xml:space="preserve">Escenario</w:t>
       </w:r>
       <w:r>
         <w:br/>
       </w:r>
       <w:r>
-        <w:t xml:space="preserve">Para identificar correctamente el ortocentro del triángulo, debemos aplicar la definición fundamental y analizar la figura sistemáticamente.</w:t>
-      </w:r>
-    </w:p>
-    <w:p>
-      <w:pPr>
-        <w:pStyle w:val="Heading3"/>
-        <w:numPr>
-          <w:ilvl w:val="0"/>
-          <w:numId w:val="1000"/>
-        </w:numPr>
-      </w:pPr>
-      <w:bookmarkStart w:id="33" w:name="X72876ccd7615e5cc2d29acbd621dcd6a97c4681"/>
-      <w:r>
-        <w:t xml:space="preserve">Paso 1: Recordar la definición de ortocentro</w:t>
-      </w:r>
-      <w:bookmarkEnd w:id="33"/>
-    </w:p>
-    <w:p>
-      <w:pPr>
-        <w:numPr>
-          <w:ilvl w:val="0"/>
-          <w:numId w:val="1000"/>
-        </w:numPr>
-      </w:pPr>
-      <w:r>
-        <w:t xml:space="preserve">El</w:t>
-      </w:r>
-      <w:r>
-        <w:t xml:space="preserve"> </w:t>
-      </w:r>
-      <w:r>
-        <w:rPr>
-          <w:b/>
-          <w:bCs/>
-        </w:rPr>
-        <w:t xml:space="preserve">ortocentro</w:t>
-      </w:r>
-      <w:r>
-        <w:t xml:space="preserve"> </w:t>
-      </w:r>
-      <w:r>
-        <w:t xml:space="preserve">es el punto de intersección de las tres alturas de un triángulo. Una altura es la línea perpendicular que va desde un vértice hasta el lado opuesto (o su prolongación).</w:t>
-      </w:r>
-    </w:p>
-    <w:p>
-      <w:pPr>
-        <w:pStyle w:val="Heading3"/>
-        <w:numPr>
-          <w:ilvl w:val="0"/>
-          <w:numId w:val="1000"/>
-        </w:numPr>
-      </w:pPr>
-      <w:bookmarkStart w:id="34" w:name="Xecedba3e475eb20034dd57c8580928c8237752f"/>
-      <w:r>
-        <w:t xml:space="preserve">Paso 2: Identificar las alturas en la figura</w:t>
-      </w:r>
-      <w:bookmarkEnd w:id="34"/>
-    </w:p>
-    <w:p>
-      <w:pPr>
-        <w:numPr>
-          <w:ilvl w:val="0"/>
-          <w:numId w:val="1000"/>
-        </w:numPr>
-      </w:pPr>
-      <w:r>
-        <w:t xml:space="preserve">En el polígono triangular DEF, podemos observar:</w:t>
-      </w:r>
-    </w:p>
-    <w:p>
-      <w:pPr>
-        <w:numPr>
-          <w:ilvl w:val="1"/>
-          <w:numId w:val="1007"/>
-        </w:numPr>
-      </w:pPr>
-      <w:r>
-        <w:rPr>
-          <w:b/>
-          <w:bCs/>
-        </w:rPr>
-        <w:t xml:space="preserve">Altura desde E</w:t>
-      </w:r>
-      <w:r>
-        <w:t xml:space="preserve">: La línea dashdotted que va desde el vértice E hasta el punto L en la base DF. Esta línea es perpendicular a la base, como se indica con el símbolo del ángulo recto.</w:t>
-      </w:r>
-    </w:p>
-    <w:p>
-      <w:pPr>
-        <w:numPr>
-          <w:ilvl w:val="1"/>
-          <w:numId w:val="1007"/>
-        </w:numPr>
-      </w:pPr>
-      <w:r>
-        <w:rPr>
-          <w:b/>
-          <w:bCs/>
-        </w:rPr>
-        <w:t xml:space="preserve">Altura desde D</w:t>
-      </w:r>
-      <w:r>
-        <w:t xml:space="preserve">: La línea dashdotted que va desde el vértice D hacia el lado opuesto EF.</w:t>
-      </w:r>
-    </w:p>
-    <w:p>
-      <w:pPr>
-        <w:numPr>
-          <w:ilvl w:val="1"/>
-          <w:numId w:val="1007"/>
-        </w:numPr>
-      </w:pPr>
-      <w:r>
-        <w:rPr>
-          <w:b/>
-          <w:bCs/>
-        </w:rPr>
-        <w:t xml:space="preserve">Altura desde F</w:t>
-      </w:r>
-      <w:r>
-        <w:t xml:space="preserve">: La línea dashdotted que va desde el vértice F hacia el lado opuesto DE.</w:t>
-      </w:r>
-    </w:p>
-    <w:p>
-      <w:pPr>
-        <w:pStyle w:val="Heading3"/>
-        <w:numPr>
-          <w:ilvl w:val="0"/>
-          <w:numId w:val="1000"/>
-        </w:numPr>
-      </w:pPr>
-      <w:bookmarkStart w:id="35" w:name="Xd6fdcca98564f7accf93ff49264ab375dfad82a"/>
-      <w:r>
-        <w:t xml:space="preserve">Paso 3: Localizar el punto de convergencia</w:t>
-      </w:r>
-      <w:bookmarkEnd w:id="35"/>
-    </w:p>
-    <w:p>
-      <w:pPr>
-        <w:numPr>
-          <w:ilvl w:val="0"/>
-          <w:numId w:val="1000"/>
-        </w:numPr>
-      </w:pPr>
-      <w:r>
-        <w:t xml:space="preserve">Al observar cuidadosamente la figura, podemos ver que todas las perpendiculares se intersectan en un único punto. Este punto de convergencia es precisamente el</w:t>
-      </w:r>
-      <w:r>
-        <w:t xml:space="preserve"> </w:t>
-      </w:r>
-      <w:r>
-        <w:rPr>
-          <w:b/>
-          <w:bCs/>
-        </w:rPr>
-        <w:t xml:space="preserve">punto H</w:t>
-      </w:r>
-      <w:r>
-        <w:t xml:space="preserve">, que está marcado con un círculo morado en el diagrama.</w:t>
-      </w:r>
-    </w:p>
-    <w:p>
-      <w:pPr>
-        <w:pStyle w:val="Heading3"/>
-        <w:numPr>
-          <w:ilvl w:val="0"/>
-          <w:numId w:val="1000"/>
-        </w:numPr>
-      </w:pPr>
-      <w:bookmarkStart w:id="36" w:name="paso-4-verificar-la-respuesta"/>
-      <w:r>
-        <w:t xml:space="preserve">Paso 4: Verificar la respuesta</w:t>
-      </w:r>
-      <w:bookmarkEnd w:id="36"/>
-    </w:p>
-    <w:p>
-      <w:pPr>
-        <w:numPr>
-          <w:ilvl w:val="0"/>
-          <w:numId w:val="1000"/>
-        </w:numPr>
-      </w:pPr>
-      <w:r>
-        <w:t xml:space="preserve">Según la teoría geométrica:</w:t>
-      </w:r>
-      <w:r>
-        <w:t xml:space="preserve"> </w:t>
-      </w:r>
-      <w:r>
-        <w:t xml:space="preserve">- En cualquier triángulo, las tres alturas (o sus prolongaciones) siempre se intersectan en un único punto</w:t>
-      </w:r>
-      <w:r>
-        <w:t xml:space="preserve"> </w:t>
-      </w:r>
-      <w:r>
-        <w:t xml:space="preserve">- Este punto de intersección es el</w:t>
-      </w:r>
-      <w:r>
-        <w:t xml:space="preserve"> </w:t>
-      </w:r>
-      <w:r>
-        <w:rPr>
-          <w:b/>
-          <w:bCs/>
-        </w:rPr>
-        <w:t xml:space="preserve">ortocentro</w:t>
-      </w:r>
-      <w:r>
-        <w:t xml:space="preserve"> </w:t>
-      </w:r>
-      <w:r>
-        <w:t xml:space="preserve">- En la figura mostrada, este punto es claramente</w:t>
-      </w:r>
-      <w:r>
-        <w:t xml:space="preserve"> </w:t>
-      </w:r>
-      <w:r>
-        <w:rPr>
-          <w:b/>
-          <w:bCs/>
-        </w:rPr>
-        <w:t xml:space="preserve">H</w:t>
-      </w:r>
-    </w:p>
-    <w:p>
-      <w:pPr>
-        <w:pStyle w:val="Heading3"/>
-        <w:numPr>
-          <w:ilvl w:val="0"/>
-          <w:numId w:val="1000"/>
-        </w:numPr>
-      </w:pPr>
-      <w:bookmarkStart w:id="37" w:name="Xe884978114432474aedea73d37c50c3cf293e99"/>
-      <w:r>
-        <w:t xml:space="preserve">Paso 5: Ubicación del ortocentro según el tipo de triángulo</w:t>
-      </w:r>
-      <w:bookmarkEnd w:id="37"/>
-    </w:p>
-    <w:p>
-      <w:pPr>
-        <w:numPr>
-          <w:ilvl w:val="0"/>
-          <w:numId w:val="1000"/>
-        </w:numPr>
-      </w:pPr>
-      <w:r>
-        <w:t xml:space="preserve">Es importante recordar que:</w:t>
-      </w:r>
-      <w:r>
-        <w:t xml:space="preserve"> </w:t>
-      </w:r>
-      <w:r>
-        <w:t xml:space="preserve">- En un</w:t>
-      </w:r>
-      <w:r>
-        <w:t xml:space="preserve"> </w:t>
-      </w:r>
-      <w:r>
-        <w:rPr>
-          <w:b/>
-          <w:bCs/>
-        </w:rPr>
-        <w:t xml:space="preserve">triángulo acutángulo</w:t>
-      </w:r>
-      <w:r>
-        <w:t xml:space="preserve">: el ortocentro se encuentra</w:t>
-      </w:r>
-      <w:r>
-        <w:t xml:space="preserve"> </w:t>
-      </w:r>
-      <w:r>
-        <w:rPr>
-          <w:b/>
-          <w:bCs/>
-        </w:rPr>
-        <w:t xml:space="preserve">dentro</w:t>
-      </w:r>
-      <w:r>
-        <w:t xml:space="preserve"> </w:t>
-      </w:r>
-      <w:r>
-        <w:t xml:space="preserve">del triángulo</w:t>
-      </w:r>
-      <w:r>
-        <w:t xml:space="preserve"> </w:t>
-      </w:r>
-      <w:r>
-        <w:t xml:space="preserve">- En un</w:t>
-      </w:r>
-      <w:r>
-        <w:t xml:space="preserve"> </w:t>
-      </w:r>
-      <w:r>
-        <w:rPr>
-          <w:b/>
-          <w:bCs/>
-        </w:rPr>
-        <w:t xml:space="preserve">triángulo rectángulo</w:t>
-      </w:r>
-      <w:r>
-        <w:t xml:space="preserve">: el ortocentro coincide con el</w:t>
-      </w:r>
-      <w:r>
-        <w:t xml:space="preserve"> </w:t>
-      </w:r>
-      <w:r>
-        <w:rPr>
-          <w:b/>
-          <w:bCs/>
-        </w:rPr>
-        <w:t xml:space="preserve">vértice del ángulo recto</w:t>
-      </w:r>
-      <w:r>
-        <w:t xml:space="preserve"> </w:t>
-      </w:r>
-      <w:r>
-        <w:t xml:space="preserve">- En un</w:t>
-      </w:r>
-      <w:r>
-        <w:t xml:space="preserve"> </w:t>
-      </w:r>
-      <w:r>
-        <w:rPr>
-          <w:b/>
-          <w:bCs/>
-        </w:rPr>
-        <w:t xml:space="preserve">triángulo obtusángulo</w:t>
-      </w:r>
-      <w:r>
-        <w:t xml:space="preserve">: el ortocentro se encuentra</w:t>
-      </w:r>
-      <w:r>
-        <w:t xml:space="preserve"> </w:t>
-      </w:r>
-      <w:r>
-        <w:rPr>
-          <w:b/>
-          <w:bCs/>
-        </w:rPr>
-        <w:t xml:space="preserve">fuera</w:t>
-      </w:r>
-      <w:r>
-        <w:t xml:space="preserve"> </w:t>
-      </w:r>
-      <w:r>
-        <w:t xml:space="preserve">del triángulo</w:t>
-      </w:r>
-    </w:p>
-    <w:p>
-      <w:pPr>
-        <w:numPr>
-          <w:ilvl w:val="0"/>
-          <w:numId w:val="1000"/>
-        </w:numPr>
-      </w:pPr>
-      <w:r>
-        <w:t xml:space="preserve">En este caso, el triángulo es acutángulo y el ortocentro se encuentra en la posición correspondiente.</w:t>
-      </w:r>
-    </w:p>
-    <w:p>
-      <w:pPr>
-        <w:pStyle w:val="Heading3"/>
-        <w:numPr>
-          <w:ilvl w:val="0"/>
-          <w:numId w:val="1000"/>
-        </w:numPr>
-      </w:pPr>
-      <w:bookmarkStart w:id="38" w:name="paso-6-descartar-distractores"/>
-      <w:r>
-        <w:t xml:space="preserve">Paso 6: Descartar distractores</w:t>
-      </w:r>
-      <w:bookmarkEnd w:id="38"/>
-    </w:p>
-    <w:p>
-      <w:pPr>
-        <w:numPr>
-          <w:ilvl w:val="1"/>
-          <w:numId w:val="1008"/>
-        </w:numPr>
-      </w:pPr>
-      <w:r>
-        <w:rPr>
-          <w:b/>
-          <w:bCs/>
-        </w:rPr>
-        <w:t xml:space="preserve">Punto D</w:t>
-      </w:r>
-      <w:r>
-        <w:t xml:space="preserve">: Es un vértice del triángulo, no el punto donde convergen las alturas</w:t>
-      </w:r>
-    </w:p>
-    <w:p>
-      <w:pPr>
-        <w:numPr>
-          <w:ilvl w:val="1"/>
-          <w:numId w:val="1008"/>
-        </w:numPr>
-      </w:pPr>
-      <w:r>
-        <w:rPr>
-          <w:b/>
-          <w:bCs/>
-        </w:rPr>
-        <w:t xml:space="preserve">Punto E</w:t>
-      </w:r>
-      <w:r>
-        <w:t xml:space="preserve">: Es otro vértice del triángulo, no el ortocentro</w:t>
-      </w:r>
-    </w:p>
-    <w:p>
-      <w:pPr>
-        <w:numPr>
-          <w:ilvl w:val="1"/>
-          <w:numId w:val="1008"/>
-        </w:numPr>
-      </w:pPr>
-      <w:r>
-        <w:rPr>
-          <w:b/>
-          <w:bCs/>
-        </w:rPr>
-        <w:t xml:space="preserve">Punto F</w:t>
-      </w:r>
-      <w:r>
-        <w:t xml:space="preserve">: Es otro vértice del triángulo, no el ortocentro</w:t>
-      </w:r>
-    </w:p>
-    <w:p>
-      <w:pPr>
-        <w:pStyle w:val="Heading3"/>
-        <w:numPr>
-          <w:ilvl w:val="0"/>
-          <w:numId w:val="1000"/>
-        </w:numPr>
-      </w:pPr>
-      <w:bookmarkStart w:id="39" w:name="conclusiuxf3n"/>
-      <w:r>
-        <w:t xml:space="preserve">Conclusión</w:t>
-      </w:r>
-      <w:bookmarkEnd w:id="39"/>
-    </w:p>
-    <w:p>
-      <w:pPr>
-        <w:numPr>
-          <w:ilvl w:val="0"/>
-          <w:numId w:val="1000"/>
-        </w:numPr>
-      </w:pPr>
-      <w:r>
-        <w:t xml:space="preserve">El ortocentro del polígono triangular DEF se ubica en el</w:t>
-      </w:r>
-      <w:r>
-        <w:t xml:space="preserve"> </w:t>
-      </w:r>
-      <w:r>
-        <w:rPr>
-          <w:b/>
-          <w:bCs/>
-        </w:rPr>
-        <w:t xml:space="preserve">punto H</w:t>
-      </w:r>
-      <w:r>
-        <w:t xml:space="preserve">, ya que es el lugar plano donde se intersectan las tres perpendiculares del polígono triangular.</w:t>
-      </w:r>
-    </w:p>
-    <w:p>
-      <w:pPr>
-        <w:numPr>
-          <w:ilvl w:val="0"/>
-          <w:numId w:val="1000"/>
-        </w:numPr>
-      </w:pPr>
-      <w:r>
-        <w:rPr>
-          <w:b/>
-          <w:bCs/>
-        </w:rPr>
-        <w:t xml:space="preserve">Concepto clave</w:t>
-      </w:r>
-      <w:r>
-        <w:t xml:space="preserve">: El ortocentro puede ubicarse dentro, sobre o fuera del triángulo dependiendo del tipo de triángulo (acutángulo, rectángulo u obtusángulo), pero siempre es el punto único donde convergen las tres alturas.</w:t>
-      </w:r>
-    </w:p>
-    <w:p>
-      <w:pPr>
-        <w:numPr>
-          <w:ilvl w:val="1"/>
-          <w:numId w:val="1009"/>
-        </w:numPr>
-      </w:pPr>
-      <w:r>
-        <w:t xml:space="preserve">Falso</w:t>
-      </w:r>
-    </w:p>
-    <w:p>
-      <w:pPr>
-        <w:numPr>
-          <w:ilvl w:val="1"/>
-          <w:numId w:val="1009"/>
-        </w:numPr>
-      </w:pPr>
-      <w:r>
-        <w:t xml:space="preserve">Falso</w:t>
-      </w:r>
-    </w:p>
-    <w:p>
-      <w:pPr>
-        <w:numPr>
-          <w:ilvl w:val="1"/>
-          <w:numId w:val="1009"/>
-        </w:numPr>
-      </w:pPr>
-      <w:r>
-        <w:t xml:space="preserve">Falso</w:t>
-      </w:r>
-    </w:p>
-    <w:p>
-      <w:pPr>
-        <w:numPr>
-          <w:ilvl w:val="1"/>
-          <w:numId w:val="1009"/>
-        </w:numPr>
-      </w:pPr>
-      <w:r>
-        <w:t xml:space="preserve">Verdadero</w:t>
-      </w:r>
-    </w:p>
-    <w:p>
-      <w:pPr>
-        <w:numPr>
-          <w:ilvl w:val="0"/>
-          <w:numId w:val="1001"/>
-        </w:numPr>
-      </w:pPr>
-      <w:r>
-        <w:rPr>
-          <w:b/>
-          <w:bCs/>
-        </w:rPr>
-        <w:t xml:space="preserve">Escenario</w:t>
-      </w:r>
-      <w:r>
-        <w:br/>
-      </w:r>
-      <w:r>
-        <w:t xml:space="preserve">El ortocentro se define como el posición espacial en el cual se intersectan las tres alturas de un figura triangular. En la figura, se le han representado las alturas al figura triangular ABC y se ha marcado su ortocentro.</w:t>
+        <w:t xml:space="preserve">El ortocentro se define como el ubicación espacial en el cual se encuentran las tres líneas perpendiculares de un polígono triangular. En la figura, se le han trazado las líneas perpendiculares al polígono triangular RST y se ha marcado su ortocentro.</w:t>
       </w:r>
     </w:p>
     <w:p>
@@ -1408,7 +1408,7 @@
       <w:r>
         <w:drawing>
           <wp:inline>
-            <wp:extent cx="4319999" cy="3788307"/>
+            <wp:extent cx="4319999" cy="3489230"/>
             <wp:effectExtent b="0" l="0" r="0" t="0"/>
             <wp:docPr descr="image" title="" id="41" name="Picture"/>
             <a:graphic>
@@ -1429,7 +1429,7 @@
                   <pic:spPr bwMode="auto">
                     <a:xfrm>
                       <a:off x="0" y="0"/>
-                      <a:ext cx="4319999" cy="3788307"/>
+                      <a:ext cx="4319999" cy="3489230"/>
                     </a:xfrm>
                     <a:prstGeom prst="rect">
                       <a:avLst/>
@@ -1456,7 +1456,7 @@
         </w:numPr>
       </w:pPr>
       <w:r>
-        <w:t xml:space="preserve">¿En cuál posición se ubica el ortocentro del figura triangular?</w:t>
+        <w:t xml:space="preserve">¿En cuál ubicación se ubica el ortocentro del polígono triangular?</w:t>
       </w:r>
     </w:p>
     <w:p>
@@ -1467,7 +1467,7 @@
         </w:numPr>
       </w:pPr>
       <w:r>
-        <w:t xml:space="preserve">A</w:t>
+        <w:t xml:space="preserve">R</w:t>
       </w:r>
     </w:p>
     <w:p>
@@ -1478,7 +1478,7 @@
         </w:numPr>
       </w:pPr>
       <w:r>
-        <w:t xml:space="preserve">C</w:t>
+        <w:t xml:space="preserve">T</w:t>
       </w:r>
     </w:p>
     <w:p>
@@ -1500,7 +1500,7 @@
         </w:numPr>
       </w:pPr>
       <w:r>
-        <w:t xml:space="preserve">B</w:t>
+        <w:t xml:space="preserve">S</w:t>
       </w:r>
     </w:p>
     <w:p>
@@ -1587,7 +1587,7 @@
         </w:numPr>
       </w:pPr>
       <w:r>
-        <w:t xml:space="preserve">En el figura triangular ABC, podemos observar:</w:t>
+        <w:t xml:space="preserve">En el polígono triangular RST, podemos observar:</w:t>
       </w:r>
     </w:p>
     <w:p>
@@ -1602,10 +1602,10 @@
           <w:b/>
           <w:bCs/>
         </w:rPr>
-        <w:t xml:space="preserve">Altura desde B</w:t>
-      </w:r>
-      <w:r>
-        <w:t xml:space="preserve">: La línea dashdotted que va desde el vértice B hasta el punto O en la base AC. Esta línea es perpendicular a la base, como se indica con el símbolo del ángulo recto.</w:t>
+        <w:t xml:space="preserve">Altura desde S</w:t>
+      </w:r>
+      <w:r>
+        <w:t xml:space="preserve">: La línea dashed que va desde el vértice S hasta el punto F en la base RT. Esta línea es perpendicular a la base, como se indica con el símbolo del ángulo recto.</w:t>
       </w:r>
     </w:p>
     <w:p>
@@ -1620,10 +1620,10 @@
           <w:b/>
           <w:bCs/>
         </w:rPr>
-        <w:t xml:space="preserve">Altura desde A</w:t>
-      </w:r>
-      <w:r>
-        <w:t xml:space="preserve">: La línea dashdotted que va desde el vértice A hacia el lado opuesto BC.</w:t>
+        <w:t xml:space="preserve">Altura desde R</w:t>
+      </w:r>
+      <w:r>
+        <w:t xml:space="preserve">: La línea dashed que va desde el vértice R hacia el lado opuesto ST.</w:t>
       </w:r>
     </w:p>
     <w:p>
@@ -1638,10 +1638,10 @@
           <w:b/>
           <w:bCs/>
         </w:rPr>
-        <w:t xml:space="preserve">Altura desde C</w:t>
-      </w:r>
-      <w:r>
-        <w:t xml:space="preserve">: La línea dashdotted que va desde el vértice C hacia el lado opuesto AB.</w:t>
+        <w:t xml:space="preserve">Altura desde T</w:t>
+      </w:r>
+      <w:r>
+        <w:t xml:space="preserve">: La línea dashed que va desde el vértice T hacia el lado opuesto RS.</w:t>
       </w:r>
     </w:p>
     <w:p>
@@ -1666,7 +1666,7 @@
         </w:numPr>
       </w:pPr>
       <w:r>
-        <w:t xml:space="preserve">Al observar cuidadosamente la figura, podemos ver que todas las alturas se intersectan en un único punto. Este punto de convergencia es precisamente el</w:t>
+        <w:t xml:space="preserve">Al observar cuidadosamente la figura, podemos ver que todas las líneas perpendiculares se intersectan en un único punto. Este punto de convergencia es precisamente el</w:t>
       </w:r>
       <w:r>
         <w:t xml:space="preserve"> </w:t>
@@ -1906,7 +1906,7 @@
           <w:b/>
           <w:bCs/>
         </w:rPr>
-        <w:t xml:space="preserve">Punto A</w:t>
+        <w:t xml:space="preserve">Punto R</w:t>
       </w:r>
       <w:r>
         <w:t xml:space="preserve">: Es un vértice del triángulo, no el punto donde convergen las alturas</w:t>
@@ -1924,7 +1924,7 @@
           <w:b/>
           <w:bCs/>
         </w:rPr>
-        <w:t xml:space="preserve">Punto B</w:t>
+        <w:t xml:space="preserve">Punto S</w:t>
       </w:r>
       <w:r>
         <w:t xml:space="preserve">: Es otro vértice del triángulo, no el ortocentro</w:t>
@@ -1942,7 +1942,7 @@
           <w:b/>
           <w:bCs/>
         </w:rPr>
-        <w:t xml:space="preserve">Punto C</w:t>
+        <w:t xml:space="preserve">Punto T</w:t>
       </w:r>
       <w:r>
         <w:t xml:space="preserve">: Es otro vértice del triángulo, no el ortocentro</w:t>
@@ -1970,7 +1970,7 @@
         </w:numPr>
       </w:pPr>
       <w:r>
-        <w:t xml:space="preserve">El ortocentro del figura triangular ABC se ubica en el</w:t>
+        <w:t xml:space="preserve">El ortocentro del polígono triangular RST se ubica en el</w:t>
       </w:r>
       <w:r>
         <w:t xml:space="preserve"> </w:t>
@@ -1983,7 +1983,7 @@
         <w:t xml:space="preserve">punto H</w:t>
       </w:r>
       <w:r>
-        <w:t xml:space="preserve">, ya que es el lugar espacial donde se intersectan las tres alturas del figura triangular.</w:t>
+        <w:t xml:space="preserve">, ya que es el lugar espacial donde se encuentran las tres líneas perpendiculares del polígono triangular.</w:t>
       </w:r>
     </w:p>
     <w:p>

--- a/Lab/13-S0-2025-SEDQ/salida/ortocentro_alturas_triangulo_geometria_n2_v1_1.docx
+++ b/Lab/13-S0-2025-SEDQ/salida/ortocentro_alturas_triangulo_geometria_n2_v1_1.docx
@@ -53,7 +53,7 @@
         <w:br/>
       </w:r>
       <w:r>
-        <w:t xml:space="preserve">El ortocentro se define como el lugar geométrico en el cual se cruzan las tres líneas perpendiculares de un forma triangular. En la figura, se le han trazado las líneas perpendiculares al forma triangular MOP y se ha marcado su ortocentro.</w:t>
+        <w:t xml:space="preserve">El ortocentro se define como el ubicación plano en el cual se encuentran las tres perpendiculares de un polígono triangular. En la figura, se le han dibujado las perpendiculares al polígono triangular MOP y se ha marcado su ortocentro.</w:t>
       </w:r>
     </w:p>
     <w:p>
@@ -66,7 +66,7 @@
       <w:r>
         <w:drawing>
           <wp:inline>
-            <wp:extent cx="4319999" cy="3781661"/>
+            <wp:extent cx="4319999" cy="2419199"/>
             <wp:effectExtent b="0" l="0" r="0" t="0"/>
             <wp:docPr descr="image" title="" id="21" name="Picture"/>
             <a:graphic>
@@ -87,7 +87,7 @@
                   <pic:spPr bwMode="auto">
                     <a:xfrm>
                       <a:off x="0" y="0"/>
-                      <a:ext cx="4319999" cy="3781661"/>
+                      <a:ext cx="4319999" cy="2419199"/>
                     </a:xfrm>
                     <a:prstGeom prst="rect">
                       <a:avLst/>
@@ -114,7 +114,7 @@
         </w:numPr>
       </w:pPr>
       <w:r>
-        <w:t xml:space="preserve">¿En cuál lugar se ubica el ortocentro del forma triangular?</w:t>
+        <w:t xml:space="preserve">¿En cuál ubicación se ubica el ortocentro del polígono triangular?</w:t>
       </w:r>
     </w:p>
     <w:p>
@@ -136,34 +136,34 @@
         </w:numPr>
       </w:pPr>
       <w:r>
+        <w:t xml:space="preserve">P</w:t>
+      </w:r>
+    </w:p>
+    <w:p>
+      <w:pPr>
+        <w:numPr>
+          <w:ilvl w:val="1"/>
+          <w:numId w:val="1002"/>
+        </w:numPr>
+      </w:pPr>
+      <w:r>
+        <w:t xml:space="preserve">O</w:t>
+      </w:r>
+    </w:p>
+    <w:p>
+      <w:pPr>
+        <w:numPr>
+          <w:ilvl w:val="1"/>
+          <w:numId w:val="1002"/>
+        </w:numPr>
+      </w:pPr>
+      <w:r>
         <w:t xml:space="preserve">M</w:t>
       </w:r>
     </w:p>
     <w:p>
       <w:pPr>
         <w:numPr>
-          <w:ilvl w:val="1"/>
-          <w:numId w:val="1002"/>
-        </w:numPr>
-      </w:pPr>
-      <w:r>
-        <w:t xml:space="preserve">P</w:t>
-      </w:r>
-    </w:p>
-    <w:p>
-      <w:pPr>
-        <w:numPr>
-          <w:ilvl w:val="1"/>
-          <w:numId w:val="1002"/>
-        </w:numPr>
-      </w:pPr>
-      <w:r>
-        <w:t xml:space="preserve">O</w:t>
-      </w:r>
-    </w:p>
-    <w:p>
-      <w:pPr>
-        <w:numPr>
           <w:ilvl w:val="0"/>
           <w:numId w:val="1000"/>
         </w:numPr>
@@ -245,7 +245,7 @@
         </w:numPr>
       </w:pPr>
       <w:r>
-        <w:t xml:space="preserve">En el forma triangular MOP, podemos observar:</w:t>
+        <w:t xml:space="preserve">En el polígono triangular MOP, podemos observar:</w:t>
       </w:r>
     </w:p>
     <w:p>
@@ -263,7 +263,7 @@
         <w:t xml:space="preserve">Altura desde O</w:t>
       </w:r>
       <w:r>
-        <w:t xml:space="preserve">: La línea dashed que va desde el vértice O hasta el punto V en la base MP. Esta línea es perpendicular a la base, como se indica con el símbolo del ángulo recto.</w:t>
+        <w:t xml:space="preserve">: La línea dashed que va desde el vértice O hasta el punto L en la base MP. Esta línea es perpendicular a la base, como se indica con el símbolo del ángulo recto.</w:t>
       </w:r>
     </w:p>
     <w:p>
@@ -324,7 +324,7 @@
         </w:numPr>
       </w:pPr>
       <w:r>
-        <w:t xml:space="preserve">Al observar cuidadosamente la figura, podemos ver que todas las líneas perpendiculares se intersectan en un único punto. Este punto de convergencia es precisamente el</w:t>
+        <w:t xml:space="preserve">Al observar cuidadosamente la figura, podemos ver que todas las perpendiculares se intersectan en un único punto. Este punto de convergencia es precisamente el</w:t>
       </w:r>
       <w:r>
         <w:t xml:space="preserve"> </w:t>
@@ -628,7 +628,7 @@
         </w:numPr>
       </w:pPr>
       <w:r>
-        <w:t xml:space="preserve">El ortocentro del forma triangular MOP se ubica en el</w:t>
+        <w:t xml:space="preserve">El ortocentro del polígono triangular MOP se ubica en el</w:t>
       </w:r>
       <w:r>
         <w:t xml:space="preserve"> </w:t>
@@ -641,7 +641,7 @@
         <w:t xml:space="preserve">punto H</w:t>
       </w:r>
       <w:r>
-        <w:t xml:space="preserve">, ya que es el lugar geométrico donde se cruzan las tres líneas perpendiculares del forma triangular.</w:t>
+        <w:t xml:space="preserve">, ya que es el lugar plano donde se encuentran las tres perpendiculares del polígono triangular.</w:t>
       </w:r>
     </w:p>
     <w:p>
@@ -724,7 +724,7 @@
         <w:br/>
       </w:r>
       <w:r>
-        <w:t xml:space="preserve">El ortocentro se define como el posición espacial en el cual se convergen las tres líneas perpendiculares de un polígono triangular. En la figura, se le han representado las líneas perpendiculares al polígono triangular XYZ y se ha marcado su ortocentro.</w:t>
+        <w:t xml:space="preserve">El ortocentro se define como el ubicación geométrico en el cual se encuentran las tres altitudes de un figura triangular. En la figura, se le han trazado las altitudes al figura triangular DEF y se ha marcado su ortocentro.</w:t>
       </w:r>
     </w:p>
     <w:p>
@@ -737,7 +737,7 @@
       <w:r>
         <w:drawing>
           <wp:inline>
-            <wp:extent cx="4319999" cy="2505599"/>
+            <wp:extent cx="4319999" cy="4333292"/>
             <wp:effectExtent b="0" l="0" r="0" t="0"/>
             <wp:docPr descr="image" title="" id="31" name="Picture"/>
             <a:graphic>
@@ -758,7 +758,7 @@
                   <pic:spPr bwMode="auto">
                     <a:xfrm>
                       <a:off x="0" y="0"/>
-                      <a:ext cx="4319999" cy="2505599"/>
+                      <a:ext cx="4319999" cy="4333292"/>
                     </a:xfrm>
                     <a:prstGeom prst="rect">
                       <a:avLst/>
@@ -785,7 +785,7 @@
         </w:numPr>
       </w:pPr>
       <w:r>
-        <w:t xml:space="preserve">¿En cuál posición se ubica el ortocentro del polígono triangular?</w:t>
+        <w:t xml:space="preserve">¿En cuál ubicación se ubica el ortocentro del figura triangular?</w:t>
       </w:r>
     </w:p>
     <w:p>
@@ -796,7 +796,7 @@
         </w:numPr>
       </w:pPr>
       <w:r>
-        <w:t xml:space="preserve">Z</w:t>
+        <w:t xml:space="preserve">D</w:t>
       </w:r>
     </w:p>
     <w:p>
@@ -818,7 +818,7 @@
         </w:numPr>
       </w:pPr>
       <w:r>
-        <w:t xml:space="preserve">Y</w:t>
+        <w:t xml:space="preserve">E</w:t>
       </w:r>
     </w:p>
     <w:p>
@@ -829,7 +829,7 @@
         </w:numPr>
       </w:pPr>
       <w:r>
-        <w:t xml:space="preserve">X</w:t>
+        <w:t xml:space="preserve">F</w:t>
       </w:r>
     </w:p>
     <w:p>
@@ -916,7 +916,7 @@
         </w:numPr>
       </w:pPr>
       <w:r>
-        <w:t xml:space="preserve">En el polígono triangular XYZ, podemos observar:</w:t>
+        <w:t xml:space="preserve">En el figura triangular DEF, podemos observar:</w:t>
       </w:r>
     </w:p>
     <w:p>
@@ -931,10 +931,10 @@
           <w:b/>
           <w:bCs/>
         </w:rPr>
-        <w:t xml:space="preserve">Altura desde Y</w:t>
-      </w:r>
-      <w:r>
-        <w:t xml:space="preserve">: La línea dashdotted que va desde el vértice Y hasta el punto F en la base XZ. Esta línea es perpendicular a la base, como se indica con el símbolo del ángulo recto.</w:t>
+        <w:t xml:space="preserve">Altura desde E</w:t>
+      </w:r>
+      <w:r>
+        <w:t xml:space="preserve">: La línea dotted que va desde el vértice E hasta el punto R en la base DF. Esta línea es perpendicular a la base, como se indica con el símbolo del ángulo recto.</w:t>
       </w:r>
     </w:p>
     <w:p>
@@ -949,10 +949,10 @@
           <w:b/>
           <w:bCs/>
         </w:rPr>
-        <w:t xml:space="preserve">Altura desde X</w:t>
-      </w:r>
-      <w:r>
-        <w:t xml:space="preserve">: La línea dashdotted que va desde el vértice X hacia el lado opuesto YZ.</w:t>
+        <w:t xml:space="preserve">Altura desde D</w:t>
+      </w:r>
+      <w:r>
+        <w:t xml:space="preserve">: La línea dotted que va desde el vértice D hacia el lado opuesto EF.</w:t>
       </w:r>
     </w:p>
     <w:p>
@@ -967,10 +967,10 @@
           <w:b/>
           <w:bCs/>
         </w:rPr>
-        <w:t xml:space="preserve">Altura desde Z</w:t>
-      </w:r>
-      <w:r>
-        <w:t xml:space="preserve">: La línea dashdotted que va desde el vértice Z hacia el lado opuesto XY.</w:t>
+        <w:t xml:space="preserve">Altura desde F</w:t>
+      </w:r>
+      <w:r>
+        <w:t xml:space="preserve">: La línea dotted que va desde el vértice F hacia el lado opuesto DE.</w:t>
       </w:r>
     </w:p>
     <w:p>
@@ -995,7 +995,7 @@
         </w:numPr>
       </w:pPr>
       <w:r>
-        <w:t xml:space="preserve">Al observar cuidadosamente la figura, podemos ver que todas las líneas perpendiculares se intersectan en un único punto. Este punto de convergencia es precisamente el</w:t>
+        <w:t xml:space="preserve">Al observar cuidadosamente la figura, podemos ver que todas las altitudes se intersectan en un único punto. Este punto de convergencia es precisamente el</w:t>
       </w:r>
       <w:r>
         <w:t xml:space="preserve"> </w:t>
@@ -1235,7 +1235,7 @@
           <w:b/>
           <w:bCs/>
         </w:rPr>
-        <w:t xml:space="preserve">Punto X</w:t>
+        <w:t xml:space="preserve">Punto D</w:t>
       </w:r>
       <w:r>
         <w:t xml:space="preserve">: Es un vértice del triángulo, no el punto donde convergen las alturas</w:t>
@@ -1253,7 +1253,7 @@
           <w:b/>
           <w:bCs/>
         </w:rPr>
-        <w:t xml:space="preserve">Punto Y</w:t>
+        <w:t xml:space="preserve">Punto E</w:t>
       </w:r>
       <w:r>
         <w:t xml:space="preserve">: Es otro vértice del triángulo, no el ortocentro</w:t>
@@ -1271,7 +1271,7 @@
           <w:b/>
           <w:bCs/>
         </w:rPr>
-        <w:t xml:space="preserve">Punto Z</w:t>
+        <w:t xml:space="preserve">Punto F</w:t>
       </w:r>
       <w:r>
         <w:t xml:space="preserve">: Es otro vértice del triángulo, no el ortocentro</w:t>
@@ -1299,7 +1299,7 @@
         </w:numPr>
       </w:pPr>
       <w:r>
-        <w:t xml:space="preserve">El ortocentro del polígono triangular XYZ se ubica en el</w:t>
+        <w:t xml:space="preserve">El ortocentro del figura triangular DEF se ubica en el</w:t>
       </w:r>
       <w:r>
         <w:t xml:space="preserve"> </w:t>
@@ -1312,7 +1312,7 @@
         <w:t xml:space="preserve">punto H</w:t>
       </w:r>
       <w:r>
-        <w:t xml:space="preserve">, ya que es el lugar espacial donde se convergen las tres líneas perpendiculares del polígono triangular.</w:t>
+        <w:t xml:space="preserve">, ya que es el lugar geométrico donde se encuentran las tres altitudes del figura triangular.</w:t>
       </w:r>
     </w:p>
     <w:p>
@@ -1395,7 +1395,7 @@
         <w:br/>
       </w:r>
       <w:r>
-        <w:t xml:space="preserve">El ortocentro se define como el ubicación espacial en el cual se encuentran las tres líneas perpendiculares de un polígono triangular. En la figura, se le han trazado las líneas perpendiculares al polígono triangular RST y se ha marcado su ortocentro.</w:t>
+        <w:t xml:space="preserve">El ortocentro se define como el ubicación bidimensional en el cual se cruzan las tres perpendiculares de un polígono triangular. En la figura, se le han dibujado las perpendiculares al polígono triangular ABC y se ha marcado su ortocentro.</w:t>
       </w:r>
     </w:p>
     <w:p>
@@ -1408,7 +1408,7 @@
       <w:r>
         <w:drawing>
           <wp:inline>
-            <wp:extent cx="4319999" cy="3489230"/>
+            <wp:extent cx="4319999" cy="2665107"/>
             <wp:effectExtent b="0" l="0" r="0" t="0"/>
             <wp:docPr descr="image" title="" id="41" name="Picture"/>
             <a:graphic>
@@ -1429,7 +1429,7 @@
                   <pic:spPr bwMode="auto">
                     <a:xfrm>
                       <a:off x="0" y="0"/>
-                      <a:ext cx="4319999" cy="3489230"/>
+                      <a:ext cx="4319999" cy="2665107"/>
                     </a:xfrm>
                     <a:prstGeom prst="rect">
                       <a:avLst/>
@@ -1467,7 +1467,7 @@
         </w:numPr>
       </w:pPr>
       <w:r>
-        <w:t xml:space="preserve">R</w:t>
+        <w:t xml:space="preserve">H</w:t>
       </w:r>
     </w:p>
     <w:p>
@@ -1478,7 +1478,7 @@
         </w:numPr>
       </w:pPr>
       <w:r>
-        <w:t xml:space="preserve">T</w:t>
+        <w:t xml:space="preserve">C</w:t>
       </w:r>
     </w:p>
     <w:p>
@@ -1489,80 +1489,395 @@
         </w:numPr>
       </w:pPr>
       <w:r>
+        <w:t xml:space="preserve">B</w:t>
+      </w:r>
+    </w:p>
+    <w:p>
+      <w:pPr>
+        <w:numPr>
+          <w:ilvl w:val="1"/>
+          <w:numId w:val="1010"/>
+        </w:numPr>
+      </w:pPr>
+      <w:r>
+        <w:t xml:space="preserve">A</w:t>
+      </w:r>
+    </w:p>
+    <w:p>
+      <w:pPr>
+        <w:numPr>
+          <w:ilvl w:val="0"/>
+          <w:numId w:val="1000"/>
+        </w:numPr>
+      </w:pPr>
+      <w:r>
+        <w:rPr>
+          <w:b/>
+          <w:bCs/>
+        </w:rPr>
+        <w:t xml:space="preserve">Solución</w:t>
+      </w:r>
+      <w:r>
+        <w:br/>
+      </w:r>
+      <w:r>
+        <w:t xml:space="preserve">Para identificar correctamente el ortocentro del triángulo, debemos aplicar la definición fundamental y analizar la figura sistemáticamente.</w:t>
+      </w:r>
+    </w:p>
+    <w:p>
+      <w:pPr>
+        <w:pStyle w:val="Heading3"/>
+        <w:numPr>
+          <w:ilvl w:val="0"/>
+          <w:numId w:val="1000"/>
+        </w:numPr>
+      </w:pPr>
+      <w:bookmarkStart w:id="43" w:name="X72876ccd7615e5cc2d29acbd621dcd6a97c4681"/>
+      <w:r>
+        <w:t xml:space="preserve">Paso 1: Recordar la definición de ortocentro</w:t>
+      </w:r>
+      <w:bookmarkEnd w:id="43"/>
+    </w:p>
+    <w:p>
+      <w:pPr>
+        <w:numPr>
+          <w:ilvl w:val="0"/>
+          <w:numId w:val="1000"/>
+        </w:numPr>
+      </w:pPr>
+      <w:r>
+        <w:t xml:space="preserve">El</w:t>
+      </w:r>
+      <w:r>
+        <w:t xml:space="preserve"> </w:t>
+      </w:r>
+      <w:r>
+        <w:rPr>
+          <w:b/>
+          <w:bCs/>
+        </w:rPr>
+        <w:t xml:space="preserve">ortocentro</w:t>
+      </w:r>
+      <w:r>
+        <w:t xml:space="preserve"> </w:t>
+      </w:r>
+      <w:r>
+        <w:t xml:space="preserve">es el punto de intersección de las tres alturas de un triángulo. Una altura es la línea perpendicular que va desde un vértice hasta el lado opuesto (o su prolongación).</w:t>
+      </w:r>
+    </w:p>
+    <w:p>
+      <w:pPr>
+        <w:pStyle w:val="Heading3"/>
+        <w:numPr>
+          <w:ilvl w:val="0"/>
+          <w:numId w:val="1000"/>
+        </w:numPr>
+      </w:pPr>
+      <w:bookmarkStart w:id="44" w:name="Xecedba3e475eb20034dd57c8580928c8237752f"/>
+      <w:r>
+        <w:t xml:space="preserve">Paso 2: Identificar las alturas en la figura</w:t>
+      </w:r>
+      <w:bookmarkEnd w:id="44"/>
+    </w:p>
+    <w:p>
+      <w:pPr>
+        <w:numPr>
+          <w:ilvl w:val="0"/>
+          <w:numId w:val="1000"/>
+        </w:numPr>
+      </w:pPr>
+      <w:r>
+        <w:t xml:space="preserve">En el polígono triangular ABC, podemos observar:</w:t>
+      </w:r>
+    </w:p>
+    <w:p>
+      <w:pPr>
+        <w:numPr>
+          <w:ilvl w:val="1"/>
+          <w:numId w:val="1011"/>
+        </w:numPr>
+      </w:pPr>
+      <w:r>
+        <w:rPr>
+          <w:b/>
+          <w:bCs/>
+        </w:rPr>
+        <w:t xml:space="preserve">Altura desde B</w:t>
+      </w:r>
+      <w:r>
+        <w:t xml:space="preserve">: La línea dotted que va desde el vértice B hasta el punto K en la base AC. Esta línea es perpendicular a la base, como se indica con el símbolo del ángulo recto.</w:t>
+      </w:r>
+    </w:p>
+    <w:p>
+      <w:pPr>
+        <w:numPr>
+          <w:ilvl w:val="1"/>
+          <w:numId w:val="1011"/>
+        </w:numPr>
+      </w:pPr>
+      <w:r>
+        <w:rPr>
+          <w:b/>
+          <w:bCs/>
+        </w:rPr>
+        <w:t xml:space="preserve">Altura desde A</w:t>
+      </w:r>
+      <w:r>
+        <w:t xml:space="preserve">: La línea dotted que va desde el vértice A hacia el lado opuesto BC.</w:t>
+      </w:r>
+    </w:p>
+    <w:p>
+      <w:pPr>
+        <w:numPr>
+          <w:ilvl w:val="1"/>
+          <w:numId w:val="1011"/>
+        </w:numPr>
+      </w:pPr>
+      <w:r>
+        <w:rPr>
+          <w:b/>
+          <w:bCs/>
+        </w:rPr>
+        <w:t xml:space="preserve">Altura desde C</w:t>
+      </w:r>
+      <w:r>
+        <w:t xml:space="preserve">: La línea dotted que va desde el vértice C hacia el lado opuesto AB.</w:t>
+      </w:r>
+    </w:p>
+    <w:p>
+      <w:pPr>
+        <w:pStyle w:val="Heading3"/>
+        <w:numPr>
+          <w:ilvl w:val="0"/>
+          <w:numId w:val="1000"/>
+        </w:numPr>
+      </w:pPr>
+      <w:bookmarkStart w:id="45" w:name="Xd6fdcca98564f7accf93ff49264ab375dfad82a"/>
+      <w:r>
+        <w:t xml:space="preserve">Paso 3: Localizar el punto de convergencia</w:t>
+      </w:r>
+      <w:bookmarkEnd w:id="45"/>
+    </w:p>
+    <w:p>
+      <w:pPr>
+        <w:numPr>
+          <w:ilvl w:val="0"/>
+          <w:numId w:val="1000"/>
+        </w:numPr>
+      </w:pPr>
+      <w:r>
+        <w:t xml:space="preserve">Al observar cuidadosamente la figura, podemos ver que todas las perpendiculares se intersectan en un único punto. Este punto de convergencia es precisamente el</w:t>
+      </w:r>
+      <w:r>
+        <w:t xml:space="preserve"> </w:t>
+      </w:r>
+      <w:r>
+        <w:rPr>
+          <w:b/>
+          <w:bCs/>
+        </w:rPr>
+        <w:t xml:space="preserve">punto H</w:t>
+      </w:r>
+      <w:r>
+        <w:t xml:space="preserve">, que está marcado con un círculo morado en el diagrama.</w:t>
+      </w:r>
+    </w:p>
+    <w:p>
+      <w:pPr>
+        <w:pStyle w:val="Heading3"/>
+        <w:numPr>
+          <w:ilvl w:val="0"/>
+          <w:numId w:val="1000"/>
+        </w:numPr>
+      </w:pPr>
+      <w:bookmarkStart w:id="46" w:name="paso-4-verificar-la-respuesta"/>
+      <w:r>
+        <w:t xml:space="preserve">Paso 4: Verificar la respuesta</w:t>
+      </w:r>
+      <w:bookmarkEnd w:id="46"/>
+    </w:p>
+    <w:p>
+      <w:pPr>
+        <w:numPr>
+          <w:ilvl w:val="0"/>
+          <w:numId w:val="1000"/>
+        </w:numPr>
+      </w:pPr>
+      <w:r>
+        <w:t xml:space="preserve">Según la teoría geométrica:</w:t>
+      </w:r>
+      <w:r>
+        <w:t xml:space="preserve"> </w:t>
+      </w:r>
+      <w:r>
+        <w:t xml:space="preserve">- En cualquier triángulo, las tres alturas (o sus prolongaciones) siempre se intersectan en un único punto</w:t>
+      </w:r>
+      <w:r>
+        <w:t xml:space="preserve"> </w:t>
+      </w:r>
+      <w:r>
+        <w:t xml:space="preserve">- Este punto de intersección es el</w:t>
+      </w:r>
+      <w:r>
+        <w:t xml:space="preserve"> </w:t>
+      </w:r>
+      <w:r>
+        <w:rPr>
+          <w:b/>
+          <w:bCs/>
+        </w:rPr>
+        <w:t xml:space="preserve">ortocentro</w:t>
+      </w:r>
+      <w:r>
+        <w:t xml:space="preserve"> </w:t>
+      </w:r>
+      <w:r>
+        <w:t xml:space="preserve">- En la figura mostrada, este punto es claramente</w:t>
+      </w:r>
+      <w:r>
+        <w:t xml:space="preserve"> </w:t>
+      </w:r>
+      <w:r>
+        <w:rPr>
+          <w:b/>
+          <w:bCs/>
+        </w:rPr>
         <w:t xml:space="preserve">H</w:t>
       </w:r>
     </w:p>
     <w:p>
       <w:pPr>
-        <w:numPr>
-          <w:ilvl w:val="1"/>
-          <w:numId w:val="1010"/>
-        </w:numPr>
-      </w:pPr>
-      <w:r>
-        <w:t xml:space="preserve">S</w:t>
-      </w:r>
-    </w:p>
-    <w:p>
-      <w:pPr>
-        <w:numPr>
-          <w:ilvl w:val="0"/>
-          <w:numId w:val="1000"/>
-        </w:numPr>
-      </w:pPr>
-      <w:r>
-        <w:rPr>
-          <w:b/>
-          <w:bCs/>
-        </w:rPr>
-        <w:t xml:space="preserve">Solución</w:t>
-      </w:r>
-      <w:r>
-        <w:br/>
-      </w:r>
-      <w:r>
-        <w:t xml:space="preserve">Para identificar correctamente el ortocentro del triángulo, debemos aplicar la definición fundamental y analizar la figura sistemáticamente.</w:t>
-      </w:r>
-    </w:p>
-    <w:p>
-      <w:pPr>
         <w:pStyle w:val="Heading3"/>
         <w:numPr>
           <w:ilvl w:val="0"/>
           <w:numId w:val="1000"/>
         </w:numPr>
       </w:pPr>
-      <w:bookmarkStart w:id="43" w:name="X72876ccd7615e5cc2d29acbd621dcd6a97c4681"/>
-      <w:r>
-        <w:t xml:space="preserve">Paso 1: Recordar la definición de ortocentro</w:t>
-      </w:r>
-      <w:bookmarkEnd w:id="43"/>
-    </w:p>
-    <w:p>
-      <w:pPr>
-        <w:numPr>
-          <w:ilvl w:val="0"/>
-          <w:numId w:val="1000"/>
-        </w:numPr>
-      </w:pPr>
-      <w:r>
-        <w:t xml:space="preserve">El</w:t>
-      </w:r>
-      <w:r>
-        <w:t xml:space="preserve"> </w:t>
-      </w:r>
-      <w:r>
-        <w:rPr>
-          <w:b/>
-          <w:bCs/>
-        </w:rPr>
-        <w:t xml:space="preserve">ortocentro</w:t>
-      </w:r>
-      <w:r>
-        <w:t xml:space="preserve"> </w:t>
-      </w:r>
-      <w:r>
-        <w:t xml:space="preserve">es el punto de intersección de las tres alturas de un triángulo. Una altura es la línea perpendicular que va desde un vértice hasta el lado opuesto (o su prolongación).</w:t>
+      <w:bookmarkStart w:id="47" w:name="Xe884978114432474aedea73d37c50c3cf293e99"/>
+      <w:r>
+        <w:t xml:space="preserve">Paso 5: Ubicación del ortocentro según el tipo de triángulo</w:t>
+      </w:r>
+      <w:bookmarkEnd w:id="47"/>
+    </w:p>
+    <w:p>
+      <w:pPr>
+        <w:numPr>
+          <w:ilvl w:val="0"/>
+          <w:numId w:val="1000"/>
+        </w:numPr>
+      </w:pPr>
+      <w:r>
+        <w:t xml:space="preserve">Es importante recordar que:</w:t>
+      </w:r>
+      <w:r>
+        <w:t xml:space="preserve"> </w:t>
+      </w:r>
+      <w:r>
+        <w:t xml:space="preserve">- En un</w:t>
+      </w:r>
+      <w:r>
+        <w:t xml:space="preserve"> </w:t>
+      </w:r>
+      <w:r>
+        <w:rPr>
+          <w:b/>
+          <w:bCs/>
+        </w:rPr>
+        <w:t xml:space="preserve">triángulo acutángulo</w:t>
+      </w:r>
+      <w:r>
+        <w:t xml:space="preserve">: el ortocentro se encuentra</w:t>
+      </w:r>
+      <w:r>
+        <w:t xml:space="preserve"> </w:t>
+      </w:r>
+      <w:r>
+        <w:rPr>
+          <w:b/>
+          <w:bCs/>
+        </w:rPr>
+        <w:t xml:space="preserve">dentro</w:t>
+      </w:r>
+      <w:r>
+        <w:t xml:space="preserve"> </w:t>
+      </w:r>
+      <w:r>
+        <w:t xml:space="preserve">del triángulo</w:t>
+      </w:r>
+      <w:r>
+        <w:t xml:space="preserve"> </w:t>
+      </w:r>
+      <w:r>
+        <w:t xml:space="preserve">- En un</w:t>
+      </w:r>
+      <w:r>
+        <w:t xml:space="preserve"> </w:t>
+      </w:r>
+      <w:r>
+        <w:rPr>
+          <w:b/>
+          <w:bCs/>
+        </w:rPr>
+        <w:t xml:space="preserve">triángulo rectángulo</w:t>
+      </w:r>
+      <w:r>
+        <w:t xml:space="preserve">: el ortocentro coincide con el</w:t>
+      </w:r>
+      <w:r>
+        <w:t xml:space="preserve"> </w:t>
+      </w:r>
+      <w:r>
+        <w:rPr>
+          <w:b/>
+          <w:bCs/>
+        </w:rPr>
+        <w:t xml:space="preserve">vértice del ángulo recto</w:t>
+      </w:r>
+      <w:r>
+        <w:t xml:space="preserve"> </w:t>
+      </w:r>
+      <w:r>
+        <w:t xml:space="preserve">- En un</w:t>
+      </w:r>
+      <w:r>
+        <w:t xml:space="preserve"> </w:t>
+      </w:r>
+      <w:r>
+        <w:rPr>
+          <w:b/>
+          <w:bCs/>
+        </w:rPr>
+        <w:t xml:space="preserve">triángulo obtusángulo</w:t>
+      </w:r>
+      <w:r>
+        <w:t xml:space="preserve">: el ortocentro se encuentra</w:t>
+      </w:r>
+      <w:r>
+        <w:t xml:space="preserve"> </w:t>
+      </w:r>
+      <w:r>
+        <w:rPr>
+          <w:b/>
+          <w:bCs/>
+        </w:rPr>
+        <w:t xml:space="preserve">fuera</w:t>
+      </w:r>
+      <w:r>
+        <w:t xml:space="preserve"> </w:t>
+      </w:r>
+      <w:r>
+        <w:t xml:space="preserve">del triángulo</w:t>
+      </w:r>
+    </w:p>
+    <w:p>
+      <w:pPr>
+        <w:numPr>
+          <w:ilvl w:val="0"/>
+          <w:numId w:val="1000"/>
+        </w:numPr>
+      </w:pPr>
+      <w:r>
+        <w:t xml:space="preserve">En este caso, el triángulo es acutángulo y el ortocentro se encuentra en la posición correspondiente.</w:t>
       </w:r>
     </w:p>
     <w:p>
@@ -1573,75 +1888,64 @@
           <w:numId w:val="1000"/>
         </w:numPr>
       </w:pPr>
-      <w:bookmarkStart w:id="44" w:name="Xecedba3e475eb20034dd57c8580928c8237752f"/>
-      <w:r>
-        <w:t xml:space="preserve">Paso 2: Identificar las alturas en la figura</w:t>
-      </w:r>
-      <w:bookmarkEnd w:id="44"/>
-    </w:p>
-    <w:p>
-      <w:pPr>
-        <w:numPr>
-          <w:ilvl w:val="0"/>
-          <w:numId w:val="1000"/>
-        </w:numPr>
-      </w:pPr>
-      <w:r>
-        <w:t xml:space="preserve">En el polígono triangular RST, podemos observar:</w:t>
-      </w:r>
-    </w:p>
-    <w:p>
-      <w:pPr>
-        <w:numPr>
-          <w:ilvl w:val="1"/>
-          <w:numId w:val="1011"/>
-        </w:numPr>
-      </w:pPr>
-      <w:r>
-        <w:rPr>
-          <w:b/>
-          <w:bCs/>
-        </w:rPr>
-        <w:t xml:space="preserve">Altura desde S</w:t>
-      </w:r>
-      <w:r>
-        <w:t xml:space="preserve">: La línea dashed que va desde el vértice S hasta el punto F en la base RT. Esta línea es perpendicular a la base, como se indica con el símbolo del ángulo recto.</w:t>
-      </w:r>
-    </w:p>
-    <w:p>
-      <w:pPr>
-        <w:numPr>
-          <w:ilvl w:val="1"/>
-          <w:numId w:val="1011"/>
-        </w:numPr>
-      </w:pPr>
-      <w:r>
-        <w:rPr>
-          <w:b/>
-          <w:bCs/>
-        </w:rPr>
-        <w:t xml:space="preserve">Altura desde R</w:t>
-      </w:r>
-      <w:r>
-        <w:t xml:space="preserve">: La línea dashed que va desde el vértice R hacia el lado opuesto ST.</w:t>
-      </w:r>
-    </w:p>
-    <w:p>
-      <w:pPr>
-        <w:numPr>
-          <w:ilvl w:val="1"/>
-          <w:numId w:val="1011"/>
-        </w:numPr>
-      </w:pPr>
-      <w:r>
-        <w:rPr>
-          <w:b/>
-          <w:bCs/>
-        </w:rPr>
-        <w:t xml:space="preserve">Altura desde T</w:t>
-      </w:r>
-      <w:r>
-        <w:t xml:space="preserve">: La línea dashed que va desde el vértice T hacia el lado opuesto RS.</w:t>
+      <w:bookmarkStart w:id="48" w:name="paso-6-descartar-distractores"/>
+      <w:r>
+        <w:t xml:space="preserve">Paso 6: Descartar distractores</w:t>
+      </w:r>
+      <w:bookmarkEnd w:id="48"/>
+    </w:p>
+    <w:p>
+      <w:pPr>
+        <w:numPr>
+          <w:ilvl w:val="1"/>
+          <w:numId w:val="1012"/>
+        </w:numPr>
+      </w:pPr>
+      <w:r>
+        <w:rPr>
+          <w:b/>
+          <w:bCs/>
+        </w:rPr>
+        <w:t xml:space="preserve">Punto A</w:t>
+      </w:r>
+      <w:r>
+        <w:t xml:space="preserve">: Es un vértice del triángulo, no el punto donde convergen las alturas</w:t>
+      </w:r>
+    </w:p>
+    <w:p>
+      <w:pPr>
+        <w:numPr>
+          <w:ilvl w:val="1"/>
+          <w:numId w:val="1012"/>
+        </w:numPr>
+      </w:pPr>
+      <w:r>
+        <w:rPr>
+          <w:b/>
+          <w:bCs/>
+        </w:rPr>
+        <w:t xml:space="preserve">Punto B</w:t>
+      </w:r>
+      <w:r>
+        <w:t xml:space="preserve">: Es otro vértice del triángulo, no el ortocentro</w:t>
+      </w:r>
+    </w:p>
+    <w:p>
+      <w:pPr>
+        <w:numPr>
+          <w:ilvl w:val="1"/>
+          <w:numId w:val="1012"/>
+        </w:numPr>
+      </w:pPr>
+      <w:r>
+        <w:rPr>
+          <w:b/>
+          <w:bCs/>
+        </w:rPr>
+        <w:t xml:space="preserve">Punto C</w:t>
+      </w:r>
+      <w:r>
+        <w:t xml:space="preserve">: Es otro vértice del triángulo, no el ortocentro</w:t>
       </w:r>
     </w:p>
     <w:p>
@@ -1652,21 +1956,21 @@
           <w:numId w:val="1000"/>
         </w:numPr>
       </w:pPr>
-      <w:bookmarkStart w:id="45" w:name="Xd6fdcca98564f7accf93ff49264ab375dfad82a"/>
-      <w:r>
-        <w:t xml:space="preserve">Paso 3: Localizar el punto de convergencia</w:t>
-      </w:r>
-      <w:bookmarkEnd w:id="45"/>
-    </w:p>
-    <w:p>
-      <w:pPr>
-        <w:numPr>
-          <w:ilvl w:val="0"/>
-          <w:numId w:val="1000"/>
-        </w:numPr>
-      </w:pPr>
-      <w:r>
-        <w:t xml:space="preserve">Al observar cuidadosamente la figura, podemos ver que todas las líneas perpendiculares se intersectan en un único punto. Este punto de convergencia es precisamente el</w:t>
+      <w:bookmarkStart w:id="49" w:name="conclusiuxf3n"/>
+      <w:r>
+        <w:t xml:space="preserve">Conclusión</w:t>
+      </w:r>
+      <w:bookmarkEnd w:id="49"/>
+    </w:p>
+    <w:p>
+      <w:pPr>
+        <w:numPr>
+          <w:ilvl w:val="0"/>
+          <w:numId w:val="1000"/>
+        </w:numPr>
+      </w:pPr>
+      <w:r>
+        <w:t xml:space="preserve">El ortocentro del polígono triangular ABC se ubica en el</w:t>
       </w:r>
       <w:r>
         <w:t xml:space="preserve"> </w:t>
@@ -1679,311 +1983,7 @@
         <w:t xml:space="preserve">punto H</w:t>
       </w:r>
       <w:r>
-        <w:t xml:space="preserve">, que está marcado con un círculo morado en el diagrama.</w:t>
-      </w:r>
-    </w:p>
-    <w:p>
-      <w:pPr>
-        <w:pStyle w:val="Heading3"/>
-        <w:numPr>
-          <w:ilvl w:val="0"/>
-          <w:numId w:val="1000"/>
-        </w:numPr>
-      </w:pPr>
-      <w:bookmarkStart w:id="46" w:name="paso-4-verificar-la-respuesta"/>
-      <w:r>
-        <w:t xml:space="preserve">Paso 4: Verificar la respuesta</w:t>
-      </w:r>
-      <w:bookmarkEnd w:id="46"/>
-    </w:p>
-    <w:p>
-      <w:pPr>
-        <w:numPr>
-          <w:ilvl w:val="0"/>
-          <w:numId w:val="1000"/>
-        </w:numPr>
-      </w:pPr>
-      <w:r>
-        <w:t xml:space="preserve">Según la teoría geométrica:</w:t>
-      </w:r>
-      <w:r>
-        <w:t xml:space="preserve"> </w:t>
-      </w:r>
-      <w:r>
-        <w:t xml:space="preserve">- En cualquier triángulo, las tres alturas (o sus prolongaciones) siempre se intersectan en un único punto</w:t>
-      </w:r>
-      <w:r>
-        <w:t xml:space="preserve"> </w:t>
-      </w:r>
-      <w:r>
-        <w:t xml:space="preserve">- Este punto de intersección es el</w:t>
-      </w:r>
-      <w:r>
-        <w:t xml:space="preserve"> </w:t>
-      </w:r>
-      <w:r>
-        <w:rPr>
-          <w:b/>
-          <w:bCs/>
-        </w:rPr>
-        <w:t xml:space="preserve">ortocentro</w:t>
-      </w:r>
-      <w:r>
-        <w:t xml:space="preserve"> </w:t>
-      </w:r>
-      <w:r>
-        <w:t xml:space="preserve">- En la figura mostrada, este punto es claramente</w:t>
-      </w:r>
-      <w:r>
-        <w:t xml:space="preserve"> </w:t>
-      </w:r>
-      <w:r>
-        <w:rPr>
-          <w:b/>
-          <w:bCs/>
-        </w:rPr>
-        <w:t xml:space="preserve">H</w:t>
-      </w:r>
-    </w:p>
-    <w:p>
-      <w:pPr>
-        <w:pStyle w:val="Heading3"/>
-        <w:numPr>
-          <w:ilvl w:val="0"/>
-          <w:numId w:val="1000"/>
-        </w:numPr>
-      </w:pPr>
-      <w:bookmarkStart w:id="47" w:name="Xe884978114432474aedea73d37c50c3cf293e99"/>
-      <w:r>
-        <w:t xml:space="preserve">Paso 5: Ubicación del ortocentro según el tipo de triángulo</w:t>
-      </w:r>
-      <w:bookmarkEnd w:id="47"/>
-    </w:p>
-    <w:p>
-      <w:pPr>
-        <w:numPr>
-          <w:ilvl w:val="0"/>
-          <w:numId w:val="1000"/>
-        </w:numPr>
-      </w:pPr>
-      <w:r>
-        <w:t xml:space="preserve">Es importante recordar que:</w:t>
-      </w:r>
-      <w:r>
-        <w:t xml:space="preserve"> </w:t>
-      </w:r>
-      <w:r>
-        <w:t xml:space="preserve">- En un</w:t>
-      </w:r>
-      <w:r>
-        <w:t xml:space="preserve"> </w:t>
-      </w:r>
-      <w:r>
-        <w:rPr>
-          <w:b/>
-          <w:bCs/>
-        </w:rPr>
-        <w:t xml:space="preserve">triángulo acutángulo</w:t>
-      </w:r>
-      <w:r>
-        <w:t xml:space="preserve">: el ortocentro se encuentra</w:t>
-      </w:r>
-      <w:r>
-        <w:t xml:space="preserve"> </w:t>
-      </w:r>
-      <w:r>
-        <w:rPr>
-          <w:b/>
-          <w:bCs/>
-        </w:rPr>
-        <w:t xml:space="preserve">dentro</w:t>
-      </w:r>
-      <w:r>
-        <w:t xml:space="preserve"> </w:t>
-      </w:r>
-      <w:r>
-        <w:t xml:space="preserve">del triángulo</w:t>
-      </w:r>
-      <w:r>
-        <w:t xml:space="preserve"> </w:t>
-      </w:r>
-      <w:r>
-        <w:t xml:space="preserve">- En un</w:t>
-      </w:r>
-      <w:r>
-        <w:t xml:space="preserve"> </w:t>
-      </w:r>
-      <w:r>
-        <w:rPr>
-          <w:b/>
-          <w:bCs/>
-        </w:rPr>
-        <w:t xml:space="preserve">triángulo rectángulo</w:t>
-      </w:r>
-      <w:r>
-        <w:t xml:space="preserve">: el ortocentro coincide con el</w:t>
-      </w:r>
-      <w:r>
-        <w:t xml:space="preserve"> </w:t>
-      </w:r>
-      <w:r>
-        <w:rPr>
-          <w:b/>
-          <w:bCs/>
-        </w:rPr>
-        <w:t xml:space="preserve">vértice del ángulo recto</w:t>
-      </w:r>
-      <w:r>
-        <w:t xml:space="preserve"> </w:t>
-      </w:r>
-      <w:r>
-        <w:t xml:space="preserve">- En un</w:t>
-      </w:r>
-      <w:r>
-        <w:t xml:space="preserve"> </w:t>
-      </w:r>
-      <w:r>
-        <w:rPr>
-          <w:b/>
-          <w:bCs/>
-        </w:rPr>
-        <w:t xml:space="preserve">triángulo obtusángulo</w:t>
-      </w:r>
-      <w:r>
-        <w:t xml:space="preserve">: el ortocentro se encuentra</w:t>
-      </w:r>
-      <w:r>
-        <w:t xml:space="preserve"> </w:t>
-      </w:r>
-      <w:r>
-        <w:rPr>
-          <w:b/>
-          <w:bCs/>
-        </w:rPr>
-        <w:t xml:space="preserve">fuera</w:t>
-      </w:r>
-      <w:r>
-        <w:t xml:space="preserve"> </w:t>
-      </w:r>
-      <w:r>
-        <w:t xml:space="preserve">del triángulo</w:t>
-      </w:r>
-    </w:p>
-    <w:p>
-      <w:pPr>
-        <w:numPr>
-          <w:ilvl w:val="0"/>
-          <w:numId w:val="1000"/>
-        </w:numPr>
-      </w:pPr>
-      <w:r>
-        <w:t xml:space="preserve">En este caso, el triángulo es acutángulo y el ortocentro se encuentra en la posición correspondiente.</w:t>
-      </w:r>
-    </w:p>
-    <w:p>
-      <w:pPr>
-        <w:pStyle w:val="Heading3"/>
-        <w:numPr>
-          <w:ilvl w:val="0"/>
-          <w:numId w:val="1000"/>
-        </w:numPr>
-      </w:pPr>
-      <w:bookmarkStart w:id="48" w:name="paso-6-descartar-distractores"/>
-      <w:r>
-        <w:t xml:space="preserve">Paso 6: Descartar distractores</w:t>
-      </w:r>
-      <w:bookmarkEnd w:id="48"/>
-    </w:p>
-    <w:p>
-      <w:pPr>
-        <w:numPr>
-          <w:ilvl w:val="1"/>
-          <w:numId w:val="1012"/>
-        </w:numPr>
-      </w:pPr>
-      <w:r>
-        <w:rPr>
-          <w:b/>
-          <w:bCs/>
-        </w:rPr>
-        <w:t xml:space="preserve">Punto R</w:t>
-      </w:r>
-      <w:r>
-        <w:t xml:space="preserve">: Es un vértice del triángulo, no el punto donde convergen las alturas</w:t>
-      </w:r>
-    </w:p>
-    <w:p>
-      <w:pPr>
-        <w:numPr>
-          <w:ilvl w:val="1"/>
-          <w:numId w:val="1012"/>
-        </w:numPr>
-      </w:pPr>
-      <w:r>
-        <w:rPr>
-          <w:b/>
-          <w:bCs/>
-        </w:rPr>
-        <w:t xml:space="preserve">Punto S</w:t>
-      </w:r>
-      <w:r>
-        <w:t xml:space="preserve">: Es otro vértice del triángulo, no el ortocentro</w:t>
-      </w:r>
-    </w:p>
-    <w:p>
-      <w:pPr>
-        <w:numPr>
-          <w:ilvl w:val="1"/>
-          <w:numId w:val="1012"/>
-        </w:numPr>
-      </w:pPr>
-      <w:r>
-        <w:rPr>
-          <w:b/>
-          <w:bCs/>
-        </w:rPr>
-        <w:t xml:space="preserve">Punto T</w:t>
-      </w:r>
-      <w:r>
-        <w:t xml:space="preserve">: Es otro vértice del triángulo, no el ortocentro</w:t>
-      </w:r>
-    </w:p>
-    <w:p>
-      <w:pPr>
-        <w:pStyle w:val="Heading3"/>
-        <w:numPr>
-          <w:ilvl w:val="0"/>
-          <w:numId w:val="1000"/>
-        </w:numPr>
-      </w:pPr>
-      <w:bookmarkStart w:id="49" w:name="conclusiuxf3n"/>
-      <w:r>
-        <w:t xml:space="preserve">Conclusión</w:t>
-      </w:r>
-      <w:bookmarkEnd w:id="49"/>
-    </w:p>
-    <w:p>
-      <w:pPr>
-        <w:numPr>
-          <w:ilvl w:val="0"/>
-          <w:numId w:val="1000"/>
-        </w:numPr>
-      </w:pPr>
-      <w:r>
-        <w:t xml:space="preserve">El ortocentro del polígono triangular RST se ubica en el</w:t>
-      </w:r>
-      <w:r>
-        <w:t xml:space="preserve"> </w:t>
-      </w:r>
-      <w:r>
-        <w:rPr>
-          <w:b/>
-          <w:bCs/>
-        </w:rPr>
-        <w:t xml:space="preserve">punto H</w:t>
-      </w:r>
-      <w:r>
-        <w:t xml:space="preserve">, ya que es el lugar espacial donde se encuentran las tres líneas perpendiculares del polígono triangular.</w:t>
+        <w:t xml:space="preserve">, ya que es el lugar bidimensional donde se cruzan las tres perpendiculares del polígono triangular.</w:t>
       </w:r>
     </w:p>
     <w:p>
@@ -2012,6 +2012,17 @@
         </w:numPr>
       </w:pPr>
       <w:r>
+        <w:t xml:space="preserve">Verdadero</w:t>
+      </w:r>
+    </w:p>
+    <w:p>
+      <w:pPr>
+        <w:numPr>
+          <w:ilvl w:val="1"/>
+          <w:numId w:val="1013"/>
+        </w:numPr>
+      </w:pPr>
+      <w:r>
         <w:t xml:space="preserve">Falso</w:t>
       </w:r>
     </w:p>
@@ -2024,17 +2035,6 @@
       </w:pPr>
       <w:r>
         <w:t xml:space="preserve">Falso</w:t>
-      </w:r>
-    </w:p>
-    <w:p>
-      <w:pPr>
-        <w:numPr>
-          <w:ilvl w:val="1"/>
-          <w:numId w:val="1013"/>
-        </w:numPr>
-      </w:pPr>
-      <w:r>
-        <w:t xml:space="preserve">Verdadero</w:t>
       </w:r>
     </w:p>
     <w:p>

--- a/Lab/13-S0-2025-SEDQ/salida/ortocentro_alturas_triangulo_geometria_n2_v1_1.docx
+++ b/Lab/13-S0-2025-SEDQ/salida/ortocentro_alturas_triangulo_geometria_n2_v1_1.docx
@@ -53,7 +53,7 @@
         <w:br/>
       </w:r>
       <w:r>
-        <w:t xml:space="preserve">El ortocentro se define como el punto plano en el cual se cruzan las tres líneas perpendiculares de un triángulo. En la figura, se le han representado las líneas perpendiculares al triángulo DEF y se ha marcado su ortocentro.</w:t>
+        <w:t xml:space="preserve">El ortocentro se define como el lugar geométrico en el cual se encuentran las tres perpendiculares de un polígono triangular. En la figura, se le han construido las perpendiculares al polígono triangular UVW y se ha marcado su ortocentro.</w:t>
       </w:r>
     </w:p>
     <w:p>
@@ -66,7 +66,7 @@
       <w:r>
         <w:drawing>
           <wp:inline>
-            <wp:extent cx="4319999" cy="2904369"/>
+            <wp:extent cx="4319999" cy="3582276"/>
             <wp:effectExtent b="0" l="0" r="0" t="0"/>
             <wp:docPr descr="image" title="" id="21" name="Picture"/>
             <a:graphic>
@@ -87,7 +87,7 @@
                   <pic:spPr bwMode="auto">
                     <a:xfrm>
                       <a:off x="0" y="0"/>
-                      <a:ext cx="4319999" cy="2904369"/>
+                      <a:ext cx="4319999" cy="3582276"/>
                     </a:xfrm>
                     <a:prstGeom prst="rect">
                       <a:avLst/>
@@ -114,7 +114,7 @@
         </w:numPr>
       </w:pPr>
       <w:r>
-        <w:t xml:space="preserve">¿En cuál punto se ubica el ortocentro del triángulo?</w:t>
+        <w:t xml:space="preserve">¿En cuál lugar se ubica el ortocentro del polígono triangular?</w:t>
       </w:r>
     </w:p>
     <w:p>
@@ -125,6 +125,17 @@
         </w:numPr>
       </w:pPr>
       <w:r>
+        <w:t xml:space="preserve">U</w:t>
+      </w:r>
+    </w:p>
+    <w:p>
+      <w:pPr>
+        <w:numPr>
+          <w:ilvl w:val="1"/>
+          <w:numId w:val="1002"/>
+        </w:numPr>
+      </w:pPr>
+      <w:r>
         <w:t xml:space="preserve">H</w:t>
       </w:r>
     </w:p>
@@ -136,7 +147,7 @@
         </w:numPr>
       </w:pPr>
       <w:r>
-        <w:t xml:space="preserve">F</w:t>
+        <w:t xml:space="preserve">P</w:t>
       </w:r>
     </w:p>
     <w:p>
@@ -147,18 +158,7 @@
         </w:numPr>
       </w:pPr>
       <w:r>
-        <w:t xml:space="preserve">R</w:t>
-      </w:r>
-    </w:p>
-    <w:p>
-      <w:pPr>
-        <w:numPr>
-          <w:ilvl w:val="1"/>
-          <w:numId w:val="1002"/>
-        </w:numPr>
-      </w:pPr>
-      <w:r>
-        <w:t xml:space="preserve">D</w:t>
+        <w:t xml:space="preserve">V</w:t>
       </w:r>
     </w:p>
     <w:p>
@@ -245,7 +245,7 @@
         </w:numPr>
       </w:pPr>
       <w:r>
-        <w:t xml:space="preserve">En el triángulo DEF, podemos observar:</w:t>
+        <w:t xml:space="preserve">En el polígono triangular UVW, podemos observar:</w:t>
       </w:r>
     </w:p>
     <w:p>
@@ -260,10 +260,10 @@
           <w:b/>
           <w:bCs/>
         </w:rPr>
-        <w:t xml:space="preserve">Altura desde E</w:t>
-      </w:r>
-      <w:r>
-        <w:t xml:space="preserve">: La línea dashed que va desde el vértice E hasta el punto R en la base DF. Esta línea es perpendicular a la base, como se indica con el símbolo del ángulo recto.</w:t>
+        <w:t xml:space="preserve">Altura desde V</w:t>
+      </w:r>
+      <w:r>
+        <w:t xml:space="preserve">: La línea dotted que va desde el vértice V hasta el punto P en la base UW. Esta línea es perpendicular a la base, como se indica con el símbolo del ángulo recto.</w:t>
       </w:r>
     </w:p>
     <w:p>
@@ -278,10 +278,10 @@
           <w:b/>
           <w:bCs/>
         </w:rPr>
-        <w:t xml:space="preserve">Altura desde D</w:t>
-      </w:r>
-      <w:r>
-        <w:t xml:space="preserve">: La línea dashed que va desde el vértice D hacia el lado opuesto EF.</w:t>
+        <w:t xml:space="preserve">Altura desde U</w:t>
+      </w:r>
+      <w:r>
+        <w:t xml:space="preserve">: La línea dotted que va desde el vértice U hacia el lado opuesto VW.</w:t>
       </w:r>
     </w:p>
     <w:p>
@@ -296,10 +296,10 @@
           <w:b/>
           <w:bCs/>
         </w:rPr>
-        <w:t xml:space="preserve">Altura desde F</w:t>
-      </w:r>
-      <w:r>
-        <w:t xml:space="preserve">: La línea dashed que va desde el vértice F hacia el lado opuesto DE.</w:t>
+        <w:t xml:space="preserve">Altura desde W</w:t>
+      </w:r>
+      <w:r>
+        <w:t xml:space="preserve">: La línea dotted que va desde el vértice W hacia el lado opuesto UV.</w:t>
       </w:r>
     </w:p>
     <w:p>
@@ -324,7 +324,7 @@
         </w:numPr>
       </w:pPr>
       <w:r>
-        <w:t xml:space="preserve">Al observar cuidadosamente la figura, podemos ver que todas las líneas perpendiculares se intersectan en un único punto. Este punto de convergencia es precisamente el</w:t>
+        <w:t xml:space="preserve">Al observar cuidadosamente la figura, podemos ver que todas las perpendiculares se intersectan en un único punto. Este punto de convergencia es precisamente el</w:t>
       </w:r>
       <w:r>
         <w:t xml:space="preserve"> </w:t>
@@ -364,17 +364,27 @@
       <w:r>
         <w:t xml:space="preserve">Según la teoría geométrica:</w:t>
       </w:r>
-      <w:r>
-        <w:t xml:space="preserve"> </w:t>
-      </w:r>
-      <w:r>
-        <w:t xml:space="preserve">- En cualquier triángulo, las tres alturas (o sus prolongaciones) siempre se intersectan en un único punto</w:t>
-      </w:r>
-      <w:r>
-        <w:t xml:space="preserve"> </w:t>
-      </w:r>
-      <w:r>
-        <w:t xml:space="preserve">- Este punto de intersección es el</w:t>
+    </w:p>
+    <w:p>
+      <w:pPr>
+        <w:numPr>
+          <w:ilvl w:val="1"/>
+          <w:numId w:val="1004"/>
+        </w:numPr>
+      </w:pPr>
+      <w:r>
+        <w:t xml:space="preserve">En cualquier triángulo, las tres alturas (o sus prolongaciones) siempre se intersectan en un único punto</w:t>
+      </w:r>
+    </w:p>
+    <w:p>
+      <w:pPr>
+        <w:numPr>
+          <w:ilvl w:val="1"/>
+          <w:numId w:val="1004"/>
+        </w:numPr>
+      </w:pPr>
+      <w:r>
+        <w:t xml:space="preserve">Este punto de intersección es el</w:t>
       </w:r>
       <w:r>
         <w:t xml:space="preserve"> </w:t>
@@ -386,11 +396,16 @@
         </w:rPr>
         <w:t xml:space="preserve">ortocentro</w:t>
       </w:r>
-      <w:r>
-        <w:t xml:space="preserve"> </w:t>
-      </w:r>
-      <w:r>
-        <w:t xml:space="preserve">- En la figura mostrada, este punto es claramente</w:t>
+    </w:p>
+    <w:p>
+      <w:pPr>
+        <w:numPr>
+          <w:ilvl w:val="1"/>
+          <w:numId w:val="1004"/>
+        </w:numPr>
+      </w:pPr>
+      <w:r>
+        <w:t xml:space="preserve">En la figura mostrada, este punto es claramente</w:t>
       </w:r>
       <w:r>
         <w:t xml:space="preserve"> </w:t>
@@ -427,11 +442,16 @@
       <w:r>
         <w:t xml:space="preserve">Es importante recordar que:</w:t>
       </w:r>
-      <w:r>
-        <w:t xml:space="preserve"> </w:t>
-      </w:r>
-      <w:r>
-        <w:t xml:space="preserve">- En un</w:t>
+    </w:p>
+    <w:p>
+      <w:pPr>
+        <w:numPr>
+          <w:ilvl w:val="1"/>
+          <w:numId w:val="1005"/>
+        </w:numPr>
+      </w:pPr>
+      <w:r>
+        <w:t xml:space="preserve">En un</w:t>
       </w:r>
       <w:r>
         <w:t xml:space="preserve"> </w:t>
@@ -462,11 +482,16 @@
       <w:r>
         <w:t xml:space="preserve">del triángulo</w:t>
       </w:r>
-      <w:r>
-        <w:t xml:space="preserve"> </w:t>
-      </w:r>
-      <w:r>
-        <w:t xml:space="preserve">- En un</w:t>
+    </w:p>
+    <w:p>
+      <w:pPr>
+        <w:numPr>
+          <w:ilvl w:val="1"/>
+          <w:numId w:val="1005"/>
+        </w:numPr>
+      </w:pPr>
+      <w:r>
+        <w:t xml:space="preserve">En un</w:t>
       </w:r>
       <w:r>
         <w:t xml:space="preserve"> </w:t>
@@ -491,11 +516,16 @@
         </w:rPr>
         <w:t xml:space="preserve">vértice del ángulo recto</w:t>
       </w:r>
-      <w:r>
-        <w:t xml:space="preserve"> </w:t>
-      </w:r>
-      <w:r>
-        <w:t xml:space="preserve">- En un</w:t>
+    </w:p>
+    <w:p>
+      <w:pPr>
+        <w:numPr>
+          <w:ilvl w:val="1"/>
+          <w:numId w:val="1005"/>
+        </w:numPr>
+      </w:pPr>
+      <w:r>
+        <w:t xml:space="preserve">En un</w:t>
       </w:r>
       <w:r>
         <w:t xml:space="preserve"> </w:t>
@@ -556,15 +586,15 @@
       <w:pPr>
         <w:numPr>
           <w:ilvl w:val="1"/>
-          <w:numId w:val="1004"/>
-        </w:numPr>
-      </w:pPr>
-      <w:r>
-        <w:rPr>
-          <w:b/>
-          <w:bCs/>
-        </w:rPr>
-        <w:t xml:space="preserve">Punto R</w:t>
+          <w:numId w:val="1006"/>
+        </w:numPr>
+      </w:pPr>
+      <w:r>
+        <w:rPr>
+          <w:b/>
+          <w:bCs/>
+        </w:rPr>
+        <w:t xml:space="preserve">Punto V</w:t>
       </w:r>
       <w:r>
         <w:t xml:space="preserve">: No es el punto donde convergen las alturas</w:t>
@@ -574,15 +604,15 @@
       <w:pPr>
         <w:numPr>
           <w:ilvl w:val="1"/>
-          <w:numId w:val="1004"/>
-        </w:numPr>
-      </w:pPr>
-      <w:r>
-        <w:rPr>
-          <w:b/>
-          <w:bCs/>
-        </w:rPr>
-        <w:t xml:space="preserve">Punto D</w:t>
+          <w:numId w:val="1006"/>
+        </w:numPr>
+      </w:pPr>
+      <w:r>
+        <w:rPr>
+          <w:b/>
+          <w:bCs/>
+        </w:rPr>
+        <w:t xml:space="preserve">Punto P</w:t>
       </w:r>
       <w:r>
         <w:t xml:space="preserve">: No es el punto donde convergen las alturas</w:t>
@@ -592,15 +622,15 @@
       <w:pPr>
         <w:numPr>
           <w:ilvl w:val="1"/>
-          <w:numId w:val="1004"/>
-        </w:numPr>
-      </w:pPr>
-      <w:r>
-        <w:rPr>
-          <w:b/>
-          <w:bCs/>
-        </w:rPr>
-        <w:t xml:space="preserve">Punto F</w:t>
+          <w:numId w:val="1006"/>
+        </w:numPr>
+      </w:pPr>
+      <w:r>
+        <w:rPr>
+          <w:b/>
+          <w:bCs/>
+        </w:rPr>
+        <w:t xml:space="preserve">Punto U</w:t>
       </w:r>
       <w:r>
         <w:t xml:space="preserve">: No es el punto donde convergen las alturas</w:t>
@@ -628,7 +658,7 @@
         </w:numPr>
       </w:pPr>
       <w:r>
-        <w:t xml:space="preserve">El ortocentro del triángulo DEF se ubica en el</w:t>
+        <w:t xml:space="preserve">El ortocentro del polígono triangular UVW se ubica en el</w:t>
       </w:r>
       <w:r>
         <w:t xml:space="preserve"> </w:t>
@@ -641,7 +671,7 @@
         <w:t xml:space="preserve">punto H</w:t>
       </w:r>
       <w:r>
-        <w:t xml:space="preserve">, ya que es el lugar plano donde se cruzan las tres líneas perpendiculares del triángulo.</w:t>
+        <w:t xml:space="preserve">, ya que es el lugar geométrico donde se encuentran las tres perpendiculares del polígono triangular.</w:t>
       </w:r>
     </w:p>
     <w:p>
@@ -666,7 +696,18 @@
       <w:pPr>
         <w:numPr>
           <w:ilvl w:val="1"/>
-          <w:numId w:val="1005"/>
+          <w:numId w:val="1007"/>
+        </w:numPr>
+      </w:pPr>
+      <w:r>
+        <w:t xml:space="preserve">Falso</w:t>
+      </w:r>
+    </w:p>
+    <w:p>
+      <w:pPr>
+        <w:numPr>
+          <w:ilvl w:val="1"/>
+          <w:numId w:val="1007"/>
         </w:numPr>
       </w:pPr>
       <w:r>
@@ -677,7 +718,7 @@
       <w:pPr>
         <w:numPr>
           <w:ilvl w:val="1"/>
-          <w:numId w:val="1005"/>
+          <w:numId w:val="1007"/>
         </w:numPr>
       </w:pPr>
       <w:r>
@@ -688,7 +729,7 @@
       <w:pPr>
         <w:numPr>
           <w:ilvl w:val="1"/>
-          <w:numId w:val="1005"/>
+          <w:numId w:val="1007"/>
         </w:numPr>
       </w:pPr>
       <w:r>
@@ -698,17 +739,6 @@
     <w:p>
       <w:pPr>
         <w:numPr>
-          <w:ilvl w:val="1"/>
-          <w:numId w:val="1005"/>
-        </w:numPr>
-      </w:pPr>
-      <w:r>
-        <w:t xml:space="preserve">Falso</w:t>
-      </w:r>
-    </w:p>
-    <w:p>
-      <w:pPr>
-        <w:numPr>
           <w:ilvl w:val="0"/>
           <w:numId w:val="1001"/>
         </w:numPr>
@@ -724,7 +754,7 @@
         <w:br/>
       </w:r>
       <w:r>
-        <w:t xml:space="preserve">El ortocentro se define como el lugar plano en el cual se convergen las tres altitudes de un figura triangular. En la figura, se le han dibujado las altitudes al figura triangular MOP y se ha marcado su ortocentro.</w:t>
+        <w:t xml:space="preserve">El ortocentro se define como el punto geométrico en el cual se cruzan las tres altitudes de un forma triangular. En la figura, se le han dibujado las altitudes al forma triangular XYZ y se ha marcado su ortocentro.</w:t>
       </w:r>
     </w:p>
     <w:p>
@@ -737,7 +767,7 @@
       <w:r>
         <w:drawing>
           <wp:inline>
-            <wp:extent cx="4319999" cy="2425846"/>
+            <wp:extent cx="4319999" cy="4346584"/>
             <wp:effectExtent b="0" l="0" r="0" t="0"/>
             <wp:docPr descr="image" title="" id="31" name="Picture"/>
             <a:graphic>
@@ -758,7 +788,7 @@
                   <pic:spPr bwMode="auto">
                     <a:xfrm>
                       <a:off x="0" y="0"/>
-                      <a:ext cx="4319999" cy="2425846"/>
+                      <a:ext cx="4319999" cy="4346584"/>
                     </a:xfrm>
                     <a:prstGeom prst="rect">
                       <a:avLst/>
@@ -785,36 +815,36 @@
         </w:numPr>
       </w:pPr>
       <w:r>
-        <w:t xml:space="preserve">¿En cuál lugar se ubica el ortocentro del figura triangular?</w:t>
-      </w:r>
-    </w:p>
-    <w:p>
-      <w:pPr>
-        <w:numPr>
-          <w:ilvl w:val="1"/>
-          <w:numId w:val="1006"/>
-        </w:numPr>
-      </w:pPr>
-      <w:r>
-        <w:t xml:space="preserve">M</w:t>
-      </w:r>
-    </w:p>
-    <w:p>
-      <w:pPr>
-        <w:numPr>
-          <w:ilvl w:val="1"/>
-          <w:numId w:val="1006"/>
-        </w:numPr>
-      </w:pPr>
-      <w:r>
-        <w:t xml:space="preserve">Q</w:t>
-      </w:r>
-    </w:p>
-    <w:p>
-      <w:pPr>
-        <w:numPr>
-          <w:ilvl w:val="1"/>
-          <w:numId w:val="1006"/>
+        <w:t xml:space="preserve">¿En cuál punto se ubica el ortocentro del forma triangular?</w:t>
+      </w:r>
+    </w:p>
+    <w:p>
+      <w:pPr>
+        <w:numPr>
+          <w:ilvl w:val="1"/>
+          <w:numId w:val="1008"/>
+        </w:numPr>
+      </w:pPr>
+      <w:r>
+        <w:t xml:space="preserve">F</w:t>
+      </w:r>
+    </w:p>
+    <w:p>
+      <w:pPr>
+        <w:numPr>
+          <w:ilvl w:val="1"/>
+          <w:numId w:val="1008"/>
+        </w:numPr>
+      </w:pPr>
+      <w:r>
+        <w:t xml:space="preserve">Y</w:t>
+      </w:r>
+    </w:p>
+    <w:p>
+      <w:pPr>
+        <w:numPr>
+          <w:ilvl w:val="1"/>
+          <w:numId w:val="1008"/>
         </w:numPr>
       </w:pPr>
       <w:r>
@@ -825,11 +855,11 @@
       <w:pPr>
         <w:numPr>
           <w:ilvl w:val="1"/>
-          <w:numId w:val="1006"/>
-        </w:numPr>
-      </w:pPr>
-      <w:r>
-        <w:t xml:space="preserve">O</w:t>
+          <w:numId w:val="1008"/>
+        </w:numPr>
+      </w:pPr>
+      <w:r>
+        <w:t xml:space="preserve">Z</w:t>
       </w:r>
     </w:p>
     <w:p>
@@ -916,61 +946,61 @@
         </w:numPr>
       </w:pPr>
       <w:r>
-        <w:t xml:space="preserve">En el figura triangular MOP, podemos observar:</w:t>
-      </w:r>
-    </w:p>
-    <w:p>
-      <w:pPr>
-        <w:numPr>
-          <w:ilvl w:val="1"/>
-          <w:numId w:val="1007"/>
-        </w:numPr>
-      </w:pPr>
-      <w:r>
-        <w:rPr>
-          <w:b/>
-          <w:bCs/>
-        </w:rPr>
-        <w:t xml:space="preserve">Altura desde O</w:t>
-      </w:r>
-      <w:r>
-        <w:t xml:space="preserve">: La línea dashdotted que va desde el vértice O hasta el punto Q en la base MP. Esta línea es perpendicular a la base, como se indica con el símbolo del ángulo recto.</w:t>
-      </w:r>
-    </w:p>
-    <w:p>
-      <w:pPr>
-        <w:numPr>
-          <w:ilvl w:val="1"/>
-          <w:numId w:val="1007"/>
-        </w:numPr>
-      </w:pPr>
-      <w:r>
-        <w:rPr>
-          <w:b/>
-          <w:bCs/>
-        </w:rPr>
-        <w:t xml:space="preserve">Altura desde M</w:t>
-      </w:r>
-      <w:r>
-        <w:t xml:space="preserve">: La línea dashdotted que va desde el vértice M hacia el lado opuesto OP.</w:t>
-      </w:r>
-    </w:p>
-    <w:p>
-      <w:pPr>
-        <w:numPr>
-          <w:ilvl w:val="1"/>
-          <w:numId w:val="1007"/>
-        </w:numPr>
-      </w:pPr>
-      <w:r>
-        <w:rPr>
-          <w:b/>
-          <w:bCs/>
-        </w:rPr>
-        <w:t xml:space="preserve">Altura desde P</w:t>
-      </w:r>
-      <w:r>
-        <w:t xml:space="preserve">: La línea dashdotted que va desde el vértice P hacia el lado opuesto MO.</w:t>
+        <w:t xml:space="preserve">En el forma triangular XYZ, podemos observar:</w:t>
+      </w:r>
+    </w:p>
+    <w:p>
+      <w:pPr>
+        <w:numPr>
+          <w:ilvl w:val="1"/>
+          <w:numId w:val="1009"/>
+        </w:numPr>
+      </w:pPr>
+      <w:r>
+        <w:rPr>
+          <w:b/>
+          <w:bCs/>
+        </w:rPr>
+        <w:t xml:space="preserve">Altura desde Y</w:t>
+      </w:r>
+      <w:r>
+        <w:t xml:space="preserve">: La línea dashed que va desde el vértice Y hasta el punto F en la base XZ. Esta línea es perpendicular a la base, como se indica con el símbolo del ángulo recto.</w:t>
+      </w:r>
+    </w:p>
+    <w:p>
+      <w:pPr>
+        <w:numPr>
+          <w:ilvl w:val="1"/>
+          <w:numId w:val="1009"/>
+        </w:numPr>
+      </w:pPr>
+      <w:r>
+        <w:rPr>
+          <w:b/>
+          <w:bCs/>
+        </w:rPr>
+        <w:t xml:space="preserve">Altura desde X</w:t>
+      </w:r>
+      <w:r>
+        <w:t xml:space="preserve">: La línea dashed que va desde el vértice X hacia el lado opuesto YZ.</w:t>
+      </w:r>
+    </w:p>
+    <w:p>
+      <w:pPr>
+        <w:numPr>
+          <w:ilvl w:val="1"/>
+          <w:numId w:val="1009"/>
+        </w:numPr>
+      </w:pPr>
+      <w:r>
+        <w:rPr>
+          <w:b/>
+          <w:bCs/>
+        </w:rPr>
+        <w:t xml:space="preserve">Altura desde Z</w:t>
+      </w:r>
+      <w:r>
+        <w:t xml:space="preserve">: La línea dashed que va desde el vértice Z hacia el lado opuesto XY.</w:t>
       </w:r>
     </w:p>
     <w:p>
@@ -1035,17 +1065,27 @@
       <w:r>
         <w:t xml:space="preserve">Según la teoría geométrica:</w:t>
       </w:r>
-      <w:r>
-        <w:t xml:space="preserve"> </w:t>
-      </w:r>
-      <w:r>
-        <w:t xml:space="preserve">- En cualquier triángulo, las tres alturas (o sus prolongaciones) siempre se intersectan en un único punto</w:t>
-      </w:r>
-      <w:r>
-        <w:t xml:space="preserve"> </w:t>
-      </w:r>
-      <w:r>
-        <w:t xml:space="preserve">- Este punto de intersección es el</w:t>
+    </w:p>
+    <w:p>
+      <w:pPr>
+        <w:numPr>
+          <w:ilvl w:val="1"/>
+          <w:numId w:val="1010"/>
+        </w:numPr>
+      </w:pPr>
+      <w:r>
+        <w:t xml:space="preserve">En cualquier triángulo, las tres alturas (o sus prolongaciones) siempre se intersectan en un único punto</w:t>
+      </w:r>
+    </w:p>
+    <w:p>
+      <w:pPr>
+        <w:numPr>
+          <w:ilvl w:val="1"/>
+          <w:numId w:val="1010"/>
+        </w:numPr>
+      </w:pPr>
+      <w:r>
+        <w:t xml:space="preserve">Este punto de intersección es el</w:t>
       </w:r>
       <w:r>
         <w:t xml:space="preserve"> </w:t>
@@ -1057,11 +1097,16 @@
         </w:rPr>
         <w:t xml:space="preserve">ortocentro</w:t>
       </w:r>
-      <w:r>
-        <w:t xml:space="preserve"> </w:t>
-      </w:r>
-      <w:r>
-        <w:t xml:space="preserve">- En la figura mostrada, este punto es claramente</w:t>
+    </w:p>
+    <w:p>
+      <w:pPr>
+        <w:numPr>
+          <w:ilvl w:val="1"/>
+          <w:numId w:val="1010"/>
+        </w:numPr>
+      </w:pPr>
+      <w:r>
+        <w:t xml:space="preserve">En la figura mostrada, este punto es claramente</w:t>
       </w:r>
       <w:r>
         <w:t xml:space="preserve"> </w:t>
@@ -1098,11 +1143,16 @@
       <w:r>
         <w:t xml:space="preserve">Es importante recordar que:</w:t>
       </w:r>
-      <w:r>
-        <w:t xml:space="preserve"> </w:t>
-      </w:r>
-      <w:r>
-        <w:t xml:space="preserve">- En un</w:t>
+    </w:p>
+    <w:p>
+      <w:pPr>
+        <w:numPr>
+          <w:ilvl w:val="1"/>
+          <w:numId w:val="1011"/>
+        </w:numPr>
+      </w:pPr>
+      <w:r>
+        <w:t xml:space="preserve">En un</w:t>
       </w:r>
       <w:r>
         <w:t xml:space="preserve"> </w:t>
@@ -1133,11 +1183,16 @@
       <w:r>
         <w:t xml:space="preserve">del triángulo</w:t>
       </w:r>
-      <w:r>
-        <w:t xml:space="preserve"> </w:t>
-      </w:r>
-      <w:r>
-        <w:t xml:space="preserve">- En un</w:t>
+    </w:p>
+    <w:p>
+      <w:pPr>
+        <w:numPr>
+          <w:ilvl w:val="1"/>
+          <w:numId w:val="1011"/>
+        </w:numPr>
+      </w:pPr>
+      <w:r>
+        <w:t xml:space="preserve">En un</w:t>
       </w:r>
       <w:r>
         <w:t xml:space="preserve"> </w:t>
@@ -1162,11 +1217,16 @@
         </w:rPr>
         <w:t xml:space="preserve">vértice del ángulo recto</w:t>
       </w:r>
-      <w:r>
-        <w:t xml:space="preserve"> </w:t>
-      </w:r>
-      <w:r>
-        <w:t xml:space="preserve">- En un</w:t>
+    </w:p>
+    <w:p>
+      <w:pPr>
+        <w:numPr>
+          <w:ilvl w:val="1"/>
+          <w:numId w:val="1011"/>
+        </w:numPr>
+      </w:pPr>
+      <w:r>
+        <w:t xml:space="preserve">En un</w:t>
       </w:r>
       <w:r>
         <w:t xml:space="preserve"> </w:t>
@@ -1227,15 +1287,15 @@
       <w:pPr>
         <w:numPr>
           <w:ilvl w:val="1"/>
-          <w:numId w:val="1008"/>
-        </w:numPr>
-      </w:pPr>
-      <w:r>
-        <w:rPr>
-          <w:b/>
-          <w:bCs/>
-        </w:rPr>
-        <w:t xml:space="preserve">Punto M</w:t>
+          <w:numId w:val="1012"/>
+        </w:numPr>
+      </w:pPr>
+      <w:r>
+        <w:rPr>
+          <w:b/>
+          <w:bCs/>
+        </w:rPr>
+        <w:t xml:space="preserve">Punto Y</w:t>
       </w:r>
       <w:r>
         <w:t xml:space="preserve">: No es el punto donde convergen las alturas</w:t>
@@ -1245,15 +1305,15 @@
       <w:pPr>
         <w:numPr>
           <w:ilvl w:val="1"/>
-          <w:numId w:val="1008"/>
-        </w:numPr>
-      </w:pPr>
-      <w:r>
-        <w:rPr>
-          <w:b/>
-          <w:bCs/>
-        </w:rPr>
-        <w:t xml:space="preserve">Punto O</w:t>
+          <w:numId w:val="1012"/>
+        </w:numPr>
+      </w:pPr>
+      <w:r>
+        <w:rPr>
+          <w:b/>
+          <w:bCs/>
+        </w:rPr>
+        <w:t xml:space="preserve">Punto F</w:t>
       </w:r>
       <w:r>
         <w:t xml:space="preserve">: No es el punto donde convergen las alturas</w:t>
@@ -1263,15 +1323,15 @@
       <w:pPr>
         <w:numPr>
           <w:ilvl w:val="1"/>
-          <w:numId w:val="1008"/>
-        </w:numPr>
-      </w:pPr>
-      <w:r>
-        <w:rPr>
-          <w:b/>
-          <w:bCs/>
-        </w:rPr>
-        <w:t xml:space="preserve">Punto Q</w:t>
+          <w:numId w:val="1012"/>
+        </w:numPr>
+      </w:pPr>
+      <w:r>
+        <w:rPr>
+          <w:b/>
+          <w:bCs/>
+        </w:rPr>
+        <w:t xml:space="preserve">Punto Z</w:t>
       </w:r>
       <w:r>
         <w:t xml:space="preserve">: No es el punto donde convergen las alturas</w:t>
@@ -1299,7 +1359,7 @@
         </w:numPr>
       </w:pPr>
       <w:r>
-        <w:t xml:space="preserve">El ortocentro del figura triangular MOP se ubica en el</w:t>
+        <w:t xml:space="preserve">El ortocentro del forma triangular XYZ se ubica en el</w:t>
       </w:r>
       <w:r>
         <w:t xml:space="preserve"> </w:t>
@@ -1312,7 +1372,7 @@
         <w:t xml:space="preserve">punto H</w:t>
       </w:r>
       <w:r>
-        <w:t xml:space="preserve">, ya que es el lugar plano donde se convergen las tres altitudes del figura triangular.</w:t>
+        <w:t xml:space="preserve">, ya que es el lugar geométrico donde se cruzan las tres altitudes del forma triangular.</w:t>
       </w:r>
     </w:p>
     <w:p>
@@ -1337,7 +1397,7 @@
       <w:pPr>
         <w:numPr>
           <w:ilvl w:val="1"/>
-          <w:numId w:val="1009"/>
+          <w:numId w:val="1013"/>
         </w:numPr>
       </w:pPr>
       <w:r>
@@ -1348,7 +1408,7 @@
       <w:pPr>
         <w:numPr>
           <w:ilvl w:val="1"/>
-          <w:numId w:val="1009"/>
+          <w:numId w:val="1013"/>
         </w:numPr>
       </w:pPr>
       <w:r>
@@ -1359,7 +1419,7 @@
       <w:pPr>
         <w:numPr>
           <w:ilvl w:val="1"/>
-          <w:numId w:val="1009"/>
+          <w:numId w:val="1013"/>
         </w:numPr>
       </w:pPr>
       <w:r>
@@ -1370,7 +1430,7 @@
       <w:pPr>
         <w:numPr>
           <w:ilvl w:val="1"/>
-          <w:numId w:val="1009"/>
+          <w:numId w:val="1013"/>
         </w:numPr>
       </w:pPr>
       <w:r>
@@ -1395,7 +1455,7 @@
         <w:br/>
       </w:r>
       <w:r>
-        <w:t xml:space="preserve">El ortocentro se define como el ubicación plano en el cual se intersectan las tres altitudes de un polígono triangular. En la figura, se le han trazado las altitudes al polígono triangular GHI y se ha marcado su ortocentro.</w:t>
+        <w:t xml:space="preserve">El ortocentro se define como el posición espacial en el cual se cruzan las tres perpendiculares de un figura triangular. En la figura, se le han construido las perpendiculares al figura triangular LNQ y se ha marcado su ortocentro.</w:t>
       </w:r>
     </w:p>
     <w:p>
@@ -1408,7 +1468,7 @@
       <w:r>
         <w:drawing>
           <wp:inline>
-            <wp:extent cx="4319999" cy="2518892"/>
+            <wp:extent cx="4319999" cy="5177353"/>
             <wp:effectExtent b="0" l="0" r="0" t="0"/>
             <wp:docPr descr="image" title="" id="41" name="Picture"/>
             <a:graphic>
@@ -1429,7 +1489,7 @@
                   <pic:spPr bwMode="auto">
                     <a:xfrm>
                       <a:off x="0" y="0"/>
-                      <a:ext cx="4319999" cy="2518892"/>
+                      <a:ext cx="4319999" cy="5177353"/>
                     </a:xfrm>
                     <a:prstGeom prst="rect">
                       <a:avLst/>
@@ -1456,14 +1516,14 @@
         </w:numPr>
       </w:pPr>
       <w:r>
-        <w:t xml:space="preserve">¿En cuál ubicación se ubica el ortocentro del polígono triangular?</w:t>
-      </w:r>
-    </w:p>
-    <w:p>
-      <w:pPr>
-        <w:numPr>
-          <w:ilvl w:val="1"/>
-          <w:numId w:val="1010"/>
+        <w:t xml:space="preserve">¿En cuál posición se ubica el ortocentro del figura triangular?</w:t>
+      </w:r>
+    </w:p>
+    <w:p>
+      <w:pPr>
+        <w:numPr>
+          <w:ilvl w:val="1"/>
+          <w:numId w:val="1014"/>
         </w:numPr>
       </w:pPr>
       <w:r>
@@ -1474,33 +1534,33 @@
       <w:pPr>
         <w:numPr>
           <w:ilvl w:val="1"/>
-          <w:numId w:val="1010"/>
-        </w:numPr>
-      </w:pPr>
-      <w:r>
-        <w:t xml:space="preserve">U</w:t>
-      </w:r>
-    </w:p>
-    <w:p>
-      <w:pPr>
-        <w:numPr>
-          <w:ilvl w:val="1"/>
-          <w:numId w:val="1010"/>
-        </w:numPr>
-      </w:pPr>
-      <w:r>
-        <w:t xml:space="preserve">G</w:t>
-      </w:r>
-    </w:p>
-    <w:p>
-      <w:pPr>
-        <w:numPr>
-          <w:ilvl w:val="1"/>
-          <w:numId w:val="1010"/>
-        </w:numPr>
-      </w:pPr>
-      <w:r>
-        <w:t xml:space="preserve">I</w:t>
+          <w:numId w:val="1014"/>
+        </w:numPr>
+      </w:pPr>
+      <w:r>
+        <w:t xml:space="preserve">Y</w:t>
+      </w:r>
+    </w:p>
+    <w:p>
+      <w:pPr>
+        <w:numPr>
+          <w:ilvl w:val="1"/>
+          <w:numId w:val="1014"/>
+        </w:numPr>
+      </w:pPr>
+      <w:r>
+        <w:t xml:space="preserve">L</w:t>
+      </w:r>
+    </w:p>
+    <w:p>
+      <w:pPr>
+        <w:numPr>
+          <w:ilvl w:val="1"/>
+          <w:numId w:val="1014"/>
+        </w:numPr>
+      </w:pPr>
+      <w:r>
+        <w:t xml:space="preserve">Q</w:t>
       </w:r>
     </w:p>
     <w:p>
@@ -1587,61 +1647,61 @@
         </w:numPr>
       </w:pPr>
       <w:r>
-        <w:t xml:space="preserve">En el polígono triangular GHI, podemos observar:</w:t>
-      </w:r>
-    </w:p>
-    <w:p>
-      <w:pPr>
-        <w:numPr>
-          <w:ilvl w:val="1"/>
-          <w:numId w:val="1011"/>
-        </w:numPr>
-      </w:pPr>
-      <w:r>
-        <w:rPr>
-          <w:b/>
-          <w:bCs/>
-        </w:rPr>
-        <w:t xml:space="preserve">Altura desde H</w:t>
-      </w:r>
-      <w:r>
-        <w:t xml:space="preserve">: La línea dashed que va desde el vértice H hasta el punto U en la base GI. Esta línea es perpendicular a la base, como se indica con el símbolo del ángulo recto.</w:t>
-      </w:r>
-    </w:p>
-    <w:p>
-      <w:pPr>
-        <w:numPr>
-          <w:ilvl w:val="1"/>
-          <w:numId w:val="1011"/>
-        </w:numPr>
-      </w:pPr>
-      <w:r>
-        <w:rPr>
-          <w:b/>
-          <w:bCs/>
-        </w:rPr>
-        <w:t xml:space="preserve">Altura desde G</w:t>
-      </w:r>
-      <w:r>
-        <w:t xml:space="preserve">: La línea dashed que va desde el vértice G hacia el lado opuesto HI.</w:t>
-      </w:r>
-    </w:p>
-    <w:p>
-      <w:pPr>
-        <w:numPr>
-          <w:ilvl w:val="1"/>
-          <w:numId w:val="1011"/>
-        </w:numPr>
-      </w:pPr>
-      <w:r>
-        <w:rPr>
-          <w:b/>
-          <w:bCs/>
-        </w:rPr>
-        <w:t xml:space="preserve">Altura desde I</w:t>
-      </w:r>
-      <w:r>
-        <w:t xml:space="preserve">: La línea dashed que va desde el vértice I hacia el lado opuesto GH.</w:t>
+        <w:t xml:space="preserve">En el figura triangular LNQ, podemos observar:</w:t>
+      </w:r>
+    </w:p>
+    <w:p>
+      <w:pPr>
+        <w:numPr>
+          <w:ilvl w:val="1"/>
+          <w:numId w:val="1015"/>
+        </w:numPr>
+      </w:pPr>
+      <w:r>
+        <w:rPr>
+          <w:b/>
+          <w:bCs/>
+        </w:rPr>
+        <w:t xml:space="preserve">Altura desde N</w:t>
+      </w:r>
+      <w:r>
+        <w:t xml:space="preserve">: La línea dotted que va desde el vértice N hasta el punto Y en la base LQ. Esta línea es perpendicular a la base, como se indica con el símbolo del ángulo recto.</w:t>
+      </w:r>
+    </w:p>
+    <w:p>
+      <w:pPr>
+        <w:numPr>
+          <w:ilvl w:val="1"/>
+          <w:numId w:val="1015"/>
+        </w:numPr>
+      </w:pPr>
+      <w:r>
+        <w:rPr>
+          <w:b/>
+          <w:bCs/>
+        </w:rPr>
+        <w:t xml:space="preserve">Altura desde L</w:t>
+      </w:r>
+      <w:r>
+        <w:t xml:space="preserve">: La línea dotted que va desde el vértice L hacia el lado opuesto NQ.</w:t>
+      </w:r>
+    </w:p>
+    <w:p>
+      <w:pPr>
+        <w:numPr>
+          <w:ilvl w:val="1"/>
+          <w:numId w:val="1015"/>
+        </w:numPr>
+      </w:pPr>
+      <w:r>
+        <w:rPr>
+          <w:b/>
+          <w:bCs/>
+        </w:rPr>
+        <w:t xml:space="preserve">Altura desde Q</w:t>
+      </w:r>
+      <w:r>
+        <w:t xml:space="preserve">: La línea dotted que va desde el vértice Q hacia el lado opuesto LN.</w:t>
       </w:r>
     </w:p>
     <w:p>
@@ -1666,7 +1726,7 @@
         </w:numPr>
       </w:pPr>
       <w:r>
-        <w:t xml:space="preserve">Al observar cuidadosamente la figura, podemos ver que todas las altitudes se intersectan en un único punto. Este punto de convergencia es precisamente el</w:t>
+        <w:t xml:space="preserve">Al observar cuidadosamente la figura, podemos ver que todas las perpendiculares se intersectan en un único punto. Este punto de convergencia es precisamente el</w:t>
       </w:r>
       <w:r>
         <w:t xml:space="preserve"> </w:t>
@@ -1706,17 +1766,27 @@
       <w:r>
         <w:t xml:space="preserve">Según la teoría geométrica:</w:t>
       </w:r>
-      <w:r>
-        <w:t xml:space="preserve"> </w:t>
-      </w:r>
-      <w:r>
-        <w:t xml:space="preserve">- En cualquier triángulo, las tres alturas (o sus prolongaciones) siempre se intersectan en un único punto</w:t>
-      </w:r>
-      <w:r>
-        <w:t xml:space="preserve"> </w:t>
-      </w:r>
-      <w:r>
-        <w:t xml:space="preserve">- Este punto de intersección es el</w:t>
+    </w:p>
+    <w:p>
+      <w:pPr>
+        <w:numPr>
+          <w:ilvl w:val="1"/>
+          <w:numId w:val="1016"/>
+        </w:numPr>
+      </w:pPr>
+      <w:r>
+        <w:t xml:space="preserve">En cualquier triángulo, las tres alturas (o sus prolongaciones) siempre se intersectan en un único punto</w:t>
+      </w:r>
+    </w:p>
+    <w:p>
+      <w:pPr>
+        <w:numPr>
+          <w:ilvl w:val="1"/>
+          <w:numId w:val="1016"/>
+        </w:numPr>
+      </w:pPr>
+      <w:r>
+        <w:t xml:space="preserve">Este punto de intersección es el</w:t>
       </w:r>
       <w:r>
         <w:t xml:space="preserve"> </w:t>
@@ -1728,11 +1798,16 @@
         </w:rPr>
         <w:t xml:space="preserve">ortocentro</w:t>
       </w:r>
-      <w:r>
-        <w:t xml:space="preserve"> </w:t>
-      </w:r>
-      <w:r>
-        <w:t xml:space="preserve">- En la figura mostrada, este punto es claramente</w:t>
+    </w:p>
+    <w:p>
+      <w:pPr>
+        <w:numPr>
+          <w:ilvl w:val="1"/>
+          <w:numId w:val="1016"/>
+        </w:numPr>
+      </w:pPr>
+      <w:r>
+        <w:t xml:space="preserve">En la figura mostrada, este punto es claramente</w:t>
       </w:r>
       <w:r>
         <w:t xml:space="preserve"> </w:t>
@@ -1769,11 +1844,16 @@
       <w:r>
         <w:t xml:space="preserve">Es importante recordar que:</w:t>
       </w:r>
-      <w:r>
-        <w:t xml:space="preserve"> </w:t>
-      </w:r>
-      <w:r>
-        <w:t xml:space="preserve">- En un</w:t>
+    </w:p>
+    <w:p>
+      <w:pPr>
+        <w:numPr>
+          <w:ilvl w:val="1"/>
+          <w:numId w:val="1017"/>
+        </w:numPr>
+      </w:pPr>
+      <w:r>
+        <w:t xml:space="preserve">En un</w:t>
       </w:r>
       <w:r>
         <w:t xml:space="preserve"> </w:t>
@@ -1804,11 +1884,16 @@
       <w:r>
         <w:t xml:space="preserve">del triángulo</w:t>
       </w:r>
-      <w:r>
-        <w:t xml:space="preserve"> </w:t>
-      </w:r>
-      <w:r>
-        <w:t xml:space="preserve">- En un</w:t>
+    </w:p>
+    <w:p>
+      <w:pPr>
+        <w:numPr>
+          <w:ilvl w:val="1"/>
+          <w:numId w:val="1017"/>
+        </w:numPr>
+      </w:pPr>
+      <w:r>
+        <w:t xml:space="preserve">En un</w:t>
       </w:r>
       <w:r>
         <w:t xml:space="preserve"> </w:t>
@@ -1833,11 +1918,16 @@
         </w:rPr>
         <w:t xml:space="preserve">vértice del ángulo recto</w:t>
       </w:r>
-      <w:r>
-        <w:t xml:space="preserve"> </w:t>
-      </w:r>
-      <w:r>
-        <w:t xml:space="preserve">- En un</w:t>
+    </w:p>
+    <w:p>
+      <w:pPr>
+        <w:numPr>
+          <w:ilvl w:val="1"/>
+          <w:numId w:val="1017"/>
+        </w:numPr>
+      </w:pPr>
+      <w:r>
+        <w:t xml:space="preserve">En un</w:t>
       </w:r>
       <w:r>
         <w:t xml:space="preserve"> </w:t>
@@ -1898,15 +1988,15 @@
       <w:pPr>
         <w:numPr>
           <w:ilvl w:val="1"/>
-          <w:numId w:val="1012"/>
-        </w:numPr>
-      </w:pPr>
-      <w:r>
-        <w:rPr>
-          <w:b/>
-          <w:bCs/>
-        </w:rPr>
-        <w:t xml:space="preserve">Punto G</w:t>
+          <w:numId w:val="1018"/>
+        </w:numPr>
+      </w:pPr>
+      <w:r>
+        <w:rPr>
+          <w:b/>
+          <w:bCs/>
+        </w:rPr>
+        <w:t xml:space="preserve">Punto L</w:t>
       </w:r>
       <w:r>
         <w:t xml:space="preserve">: No es el punto donde convergen las alturas</w:t>
@@ -1916,15 +2006,15 @@
       <w:pPr>
         <w:numPr>
           <w:ilvl w:val="1"/>
-          <w:numId w:val="1012"/>
-        </w:numPr>
-      </w:pPr>
-      <w:r>
-        <w:rPr>
-          <w:b/>
-          <w:bCs/>
-        </w:rPr>
-        <w:t xml:space="preserve">Punto I</w:t>
+          <w:numId w:val="1018"/>
+        </w:numPr>
+      </w:pPr>
+      <w:r>
+        <w:rPr>
+          <w:b/>
+          <w:bCs/>
+        </w:rPr>
+        <w:t xml:space="preserve">Punto Q</w:t>
       </w:r>
       <w:r>
         <w:t xml:space="preserve">: No es el punto donde convergen las alturas</w:t>
@@ -1934,15 +2024,15 @@
       <w:pPr>
         <w:numPr>
           <w:ilvl w:val="1"/>
-          <w:numId w:val="1012"/>
-        </w:numPr>
-      </w:pPr>
-      <w:r>
-        <w:rPr>
-          <w:b/>
-          <w:bCs/>
-        </w:rPr>
-        <w:t xml:space="preserve">Punto U</w:t>
+          <w:numId w:val="1018"/>
+        </w:numPr>
+      </w:pPr>
+      <w:r>
+        <w:rPr>
+          <w:b/>
+          <w:bCs/>
+        </w:rPr>
+        <w:t xml:space="preserve">Punto Y</w:t>
       </w:r>
       <w:r>
         <w:t xml:space="preserve">: No es el punto donde convergen las alturas</w:t>
@@ -1970,7 +2060,7 @@
         </w:numPr>
       </w:pPr>
       <w:r>
-        <w:t xml:space="preserve">El ortocentro del polígono triangular GHI se ubica en el</w:t>
+        <w:t xml:space="preserve">El ortocentro del figura triangular LNQ se ubica en el</w:t>
       </w:r>
       <w:r>
         <w:t xml:space="preserve"> </w:t>
@@ -1983,7 +2073,7 @@
         <w:t xml:space="preserve">punto H</w:t>
       </w:r>
       <w:r>
-        <w:t xml:space="preserve">, ya que es el lugar plano donde se intersectan las tres altitudes del polígono triangular.</w:t>
+        <w:t xml:space="preserve">, ya que es el lugar espacial donde se cruzan las tres perpendiculares del figura triangular.</w:t>
       </w:r>
     </w:p>
     <w:p>
@@ -2008,7 +2098,7 @@
       <w:pPr>
         <w:numPr>
           <w:ilvl w:val="1"/>
-          <w:numId w:val="1013"/>
+          <w:numId w:val="1019"/>
         </w:numPr>
       </w:pPr>
       <w:r>
@@ -2019,7 +2109,7 @@
       <w:pPr>
         <w:numPr>
           <w:ilvl w:val="1"/>
-          <w:numId w:val="1013"/>
+          <w:numId w:val="1019"/>
         </w:numPr>
       </w:pPr>
       <w:r>
@@ -2030,7 +2120,7 @@
       <w:pPr>
         <w:numPr>
           <w:ilvl w:val="1"/>
-          <w:numId w:val="1013"/>
+          <w:numId w:val="1019"/>
         </w:numPr>
       </w:pPr>
       <w:r>
@@ -2041,7 +2131,7 @@
       <w:pPr>
         <w:numPr>
           <w:ilvl w:val="1"/>
-          <w:numId w:val="1013"/>
+          <w:numId w:val="1019"/>
         </w:numPr>
       </w:pPr>
       <w:r>
@@ -2066,7 +2156,7 @@
         <w:br/>
       </w:r>
       <w:r>
-        <w:t xml:space="preserve">El ortocentro se define como el posición bidimensional en el cual se intersectan las tres líneas perpendiculares de un forma triangular. En la figura, se le han representado las líneas perpendiculares al forma triangular GHI y se ha marcado su ortocentro.</w:t>
+        <w:t xml:space="preserve">El ortocentro se define como el ubicación plano en el cual se cruzan las tres alturas de un figura triangular. En la figura, se le han representado las alturas al figura triangular DEF y se ha marcado su ortocentro.</w:t>
       </w:r>
     </w:p>
     <w:p>
@@ -2079,7 +2169,7 @@
       <w:r>
         <w:drawing>
           <wp:inline>
-            <wp:extent cx="4319999" cy="4373169"/>
+            <wp:extent cx="4319999" cy="2911015"/>
             <wp:effectExtent b="0" l="0" r="0" t="0"/>
             <wp:docPr descr="image" title="" id="51" name="Picture"/>
             <a:graphic>
@@ -2100,7 +2190,7 @@
                   <pic:spPr bwMode="auto">
                     <a:xfrm>
                       <a:off x="0" y="0"/>
-                      <a:ext cx="4319999" cy="4373169"/>
+                      <a:ext cx="4319999" cy="2911015"/>
                     </a:xfrm>
                     <a:prstGeom prst="rect">
                       <a:avLst/>
@@ -2127,36 +2217,47 @@
         </w:numPr>
       </w:pPr>
       <w:r>
-        <w:t xml:space="preserve">¿En cuál posición se ubica el ortocentro del forma triangular?</w:t>
-      </w:r>
-    </w:p>
-    <w:p>
-      <w:pPr>
-        <w:numPr>
-          <w:ilvl w:val="1"/>
-          <w:numId w:val="1014"/>
-        </w:numPr>
-      </w:pPr>
-      <w:r>
-        <w:t xml:space="preserve">X</w:t>
-      </w:r>
-    </w:p>
-    <w:p>
-      <w:pPr>
-        <w:numPr>
-          <w:ilvl w:val="1"/>
-          <w:numId w:val="1014"/>
-        </w:numPr>
-      </w:pPr>
-      <w:r>
-        <w:t xml:space="preserve">I</w:t>
-      </w:r>
-    </w:p>
-    <w:p>
-      <w:pPr>
-        <w:numPr>
-          <w:ilvl w:val="1"/>
-          <w:numId w:val="1014"/>
+        <w:t xml:space="preserve">¿En cuál ubicación se ubica el ortocentro del figura triangular?</w:t>
+      </w:r>
+    </w:p>
+    <w:p>
+      <w:pPr>
+        <w:numPr>
+          <w:ilvl w:val="1"/>
+          <w:numId w:val="1020"/>
+        </w:numPr>
+      </w:pPr>
+      <w:r>
+        <w:t xml:space="preserve">F</w:t>
+      </w:r>
+    </w:p>
+    <w:p>
+      <w:pPr>
+        <w:numPr>
+          <w:ilvl w:val="1"/>
+          <w:numId w:val="1020"/>
+        </w:numPr>
+      </w:pPr>
+      <w:r>
+        <w:t xml:space="preserve">N</w:t>
+      </w:r>
+    </w:p>
+    <w:p>
+      <w:pPr>
+        <w:numPr>
+          <w:ilvl w:val="1"/>
+          <w:numId w:val="1020"/>
+        </w:numPr>
+      </w:pPr>
+      <w:r>
+        <w:t xml:space="preserve">E</w:t>
+      </w:r>
+    </w:p>
+    <w:p>
+      <w:pPr>
+        <w:numPr>
+          <w:ilvl w:val="1"/>
+          <w:numId w:val="1020"/>
         </w:numPr>
       </w:pPr>
       <w:r>
@@ -2166,17 +2267,6 @@
     <w:p>
       <w:pPr>
         <w:numPr>
-          <w:ilvl w:val="1"/>
-          <w:numId w:val="1014"/>
-        </w:numPr>
-      </w:pPr>
-      <w:r>
-        <w:t xml:space="preserve">G</w:t>
-      </w:r>
-    </w:p>
-    <w:p>
-      <w:pPr>
-        <w:numPr>
           <w:ilvl w:val="0"/>
           <w:numId w:val="1000"/>
         </w:numPr>
@@ -2258,61 +2348,61 @@
         </w:numPr>
       </w:pPr>
       <w:r>
-        <w:t xml:space="preserve">En el forma triangular GHI, podemos observar:</w:t>
-      </w:r>
-    </w:p>
-    <w:p>
-      <w:pPr>
-        <w:numPr>
-          <w:ilvl w:val="1"/>
-          <w:numId w:val="1015"/>
-        </w:numPr>
-      </w:pPr>
-      <w:r>
-        <w:rPr>
-          <w:b/>
-          <w:bCs/>
-        </w:rPr>
-        <w:t xml:space="preserve">Altura desde H</w:t>
-      </w:r>
-      <w:r>
-        <w:t xml:space="preserve">: La línea dotted que va desde el vértice H hasta el punto X en la base GI. Esta línea es perpendicular a la base, como se indica con el símbolo del ángulo recto.</w:t>
-      </w:r>
-    </w:p>
-    <w:p>
-      <w:pPr>
-        <w:numPr>
-          <w:ilvl w:val="1"/>
-          <w:numId w:val="1015"/>
-        </w:numPr>
-      </w:pPr>
-      <w:r>
-        <w:rPr>
-          <w:b/>
-          <w:bCs/>
-        </w:rPr>
-        <w:t xml:space="preserve">Altura desde G</w:t>
-      </w:r>
-      <w:r>
-        <w:t xml:space="preserve">: La línea dotted que va desde el vértice G hacia el lado opuesto HI.</w:t>
-      </w:r>
-    </w:p>
-    <w:p>
-      <w:pPr>
-        <w:numPr>
-          <w:ilvl w:val="1"/>
-          <w:numId w:val="1015"/>
-        </w:numPr>
-      </w:pPr>
-      <w:r>
-        <w:rPr>
-          <w:b/>
-          <w:bCs/>
-        </w:rPr>
-        <w:t xml:space="preserve">Altura desde I</w:t>
-      </w:r>
-      <w:r>
-        <w:t xml:space="preserve">: La línea dotted que va desde el vértice I hacia el lado opuesto GH.</w:t>
+        <w:t xml:space="preserve">En el figura triangular DEF, podemos observar:</w:t>
+      </w:r>
+    </w:p>
+    <w:p>
+      <w:pPr>
+        <w:numPr>
+          <w:ilvl w:val="1"/>
+          <w:numId w:val="1021"/>
+        </w:numPr>
+      </w:pPr>
+      <w:r>
+        <w:rPr>
+          <w:b/>
+          <w:bCs/>
+        </w:rPr>
+        <w:t xml:space="preserve">Altura desde E</w:t>
+      </w:r>
+      <w:r>
+        <w:t xml:space="preserve">: La línea dotted que va desde el vértice E hasta el punto N en la base DF. Esta línea es perpendicular a la base, como se indica con el símbolo del ángulo recto.</w:t>
+      </w:r>
+    </w:p>
+    <w:p>
+      <w:pPr>
+        <w:numPr>
+          <w:ilvl w:val="1"/>
+          <w:numId w:val="1021"/>
+        </w:numPr>
+      </w:pPr>
+      <w:r>
+        <w:rPr>
+          <w:b/>
+          <w:bCs/>
+        </w:rPr>
+        <w:t xml:space="preserve">Altura desde D</w:t>
+      </w:r>
+      <w:r>
+        <w:t xml:space="preserve">: La línea dotted que va desde el vértice D hacia el lado opuesto EF.</w:t>
+      </w:r>
+    </w:p>
+    <w:p>
+      <w:pPr>
+        <w:numPr>
+          <w:ilvl w:val="1"/>
+          <w:numId w:val="1021"/>
+        </w:numPr>
+      </w:pPr>
+      <w:r>
+        <w:rPr>
+          <w:b/>
+          <w:bCs/>
+        </w:rPr>
+        <w:t xml:space="preserve">Altura desde F</w:t>
+      </w:r>
+      <w:r>
+        <w:t xml:space="preserve">: La línea dotted que va desde el vértice F hacia el lado opuesto DE.</w:t>
       </w:r>
     </w:p>
     <w:p>
@@ -2337,7 +2427,7 @@
         </w:numPr>
       </w:pPr>
       <w:r>
-        <w:t xml:space="preserve">Al observar cuidadosamente la figura, podemos ver que todas las líneas perpendiculares se intersectan en un único punto. Este punto de convergencia es precisamente el</w:t>
+        <w:t xml:space="preserve">Al observar cuidadosamente la figura, podemos ver que todas las alturas se intersectan en un único punto. Este punto de convergencia es precisamente el</w:t>
       </w:r>
       <w:r>
         <w:t xml:space="preserve"> </w:t>
@@ -2377,17 +2467,27 @@
       <w:r>
         <w:t xml:space="preserve">Según la teoría geométrica:</w:t>
       </w:r>
-      <w:r>
-        <w:t xml:space="preserve"> </w:t>
-      </w:r>
-      <w:r>
-        <w:t xml:space="preserve">- En cualquier triángulo, las tres alturas (o sus prolongaciones) siempre se intersectan en un único punto</w:t>
-      </w:r>
-      <w:r>
-        <w:t xml:space="preserve"> </w:t>
-      </w:r>
-      <w:r>
-        <w:t xml:space="preserve">- Este punto de intersección es el</w:t>
+    </w:p>
+    <w:p>
+      <w:pPr>
+        <w:numPr>
+          <w:ilvl w:val="1"/>
+          <w:numId w:val="1022"/>
+        </w:numPr>
+      </w:pPr>
+      <w:r>
+        <w:t xml:space="preserve">En cualquier triángulo, las tres alturas (o sus prolongaciones) siempre se intersectan en un único punto</w:t>
+      </w:r>
+    </w:p>
+    <w:p>
+      <w:pPr>
+        <w:numPr>
+          <w:ilvl w:val="1"/>
+          <w:numId w:val="1022"/>
+        </w:numPr>
+      </w:pPr>
+      <w:r>
+        <w:t xml:space="preserve">Este punto de intersección es el</w:t>
       </w:r>
       <w:r>
         <w:t xml:space="preserve"> </w:t>
@@ -2399,11 +2499,16 @@
         </w:rPr>
         <w:t xml:space="preserve">ortocentro</w:t>
       </w:r>
-      <w:r>
-        <w:t xml:space="preserve"> </w:t>
-      </w:r>
-      <w:r>
-        <w:t xml:space="preserve">- En la figura mostrada, este punto es claramente</w:t>
+    </w:p>
+    <w:p>
+      <w:pPr>
+        <w:numPr>
+          <w:ilvl w:val="1"/>
+          <w:numId w:val="1022"/>
+        </w:numPr>
+      </w:pPr>
+      <w:r>
+        <w:t xml:space="preserve">En la figura mostrada, este punto es claramente</w:t>
       </w:r>
       <w:r>
         <w:t xml:space="preserve"> </w:t>
@@ -2440,11 +2545,16 @@
       <w:r>
         <w:t xml:space="preserve">Es importante recordar que:</w:t>
       </w:r>
-      <w:r>
-        <w:t xml:space="preserve"> </w:t>
-      </w:r>
-      <w:r>
-        <w:t xml:space="preserve">- En un</w:t>
+    </w:p>
+    <w:p>
+      <w:pPr>
+        <w:numPr>
+          <w:ilvl w:val="1"/>
+          <w:numId w:val="1023"/>
+        </w:numPr>
+      </w:pPr>
+      <w:r>
+        <w:t xml:space="preserve">En un</w:t>
       </w:r>
       <w:r>
         <w:t xml:space="preserve"> </w:t>
@@ -2475,11 +2585,16 @@
       <w:r>
         <w:t xml:space="preserve">del triángulo</w:t>
       </w:r>
-      <w:r>
-        <w:t xml:space="preserve"> </w:t>
-      </w:r>
-      <w:r>
-        <w:t xml:space="preserve">- En un</w:t>
+    </w:p>
+    <w:p>
+      <w:pPr>
+        <w:numPr>
+          <w:ilvl w:val="1"/>
+          <w:numId w:val="1023"/>
+        </w:numPr>
+      </w:pPr>
+      <w:r>
+        <w:t xml:space="preserve">En un</w:t>
       </w:r>
       <w:r>
         <w:t xml:space="preserve"> </w:t>
@@ -2504,11 +2619,16 @@
         </w:rPr>
         <w:t xml:space="preserve">vértice del ángulo recto</w:t>
       </w:r>
-      <w:r>
-        <w:t xml:space="preserve"> </w:t>
-      </w:r>
-      <w:r>
-        <w:t xml:space="preserve">- En un</w:t>
+    </w:p>
+    <w:p>
+      <w:pPr>
+        <w:numPr>
+          <w:ilvl w:val="1"/>
+          <w:numId w:val="1023"/>
+        </w:numPr>
+      </w:pPr>
+      <w:r>
+        <w:t xml:space="preserve">En un</w:t>
       </w:r>
       <w:r>
         <w:t xml:space="preserve"> </w:t>
@@ -2569,15 +2689,15 @@
       <w:pPr>
         <w:numPr>
           <w:ilvl w:val="1"/>
-          <w:numId w:val="1016"/>
-        </w:numPr>
-      </w:pPr>
-      <w:r>
-        <w:rPr>
-          <w:b/>
-          <w:bCs/>
-        </w:rPr>
-        <w:t xml:space="preserve">Punto I</w:t>
+          <w:numId w:val="1024"/>
+        </w:numPr>
+      </w:pPr>
+      <w:r>
+        <w:rPr>
+          <w:b/>
+          <w:bCs/>
+        </w:rPr>
+        <w:t xml:space="preserve">Punto N</w:t>
       </w:r>
       <w:r>
         <w:t xml:space="preserve">: No es el punto donde convergen las alturas</w:t>
@@ -2587,15 +2707,15 @@
       <w:pPr>
         <w:numPr>
           <w:ilvl w:val="1"/>
-          <w:numId w:val="1016"/>
-        </w:numPr>
-      </w:pPr>
-      <w:r>
-        <w:rPr>
-          <w:b/>
-          <w:bCs/>
-        </w:rPr>
-        <w:t xml:space="preserve">Punto X</w:t>
+          <w:numId w:val="1024"/>
+        </w:numPr>
+      </w:pPr>
+      <w:r>
+        <w:rPr>
+          <w:b/>
+          <w:bCs/>
+        </w:rPr>
+        <w:t xml:space="preserve">Punto F</w:t>
       </w:r>
       <w:r>
         <w:t xml:space="preserve">: No es el punto donde convergen las alturas</w:t>
@@ -2605,15 +2725,15 @@
       <w:pPr>
         <w:numPr>
           <w:ilvl w:val="1"/>
-          <w:numId w:val="1016"/>
-        </w:numPr>
-      </w:pPr>
-      <w:r>
-        <w:rPr>
-          <w:b/>
-          <w:bCs/>
-        </w:rPr>
-        <w:t xml:space="preserve">Punto G</w:t>
+          <w:numId w:val="1024"/>
+        </w:numPr>
+      </w:pPr>
+      <w:r>
+        <w:rPr>
+          <w:b/>
+          <w:bCs/>
+        </w:rPr>
+        <w:t xml:space="preserve">Punto E</w:t>
       </w:r>
       <w:r>
         <w:t xml:space="preserve">: No es el punto donde convergen las alturas</w:t>
@@ -2641,7 +2761,7 @@
         </w:numPr>
       </w:pPr>
       <w:r>
-        <w:t xml:space="preserve">El ortocentro del forma triangular GHI se ubica en el</w:t>
+        <w:t xml:space="preserve">El ortocentro del figura triangular DEF se ubica en el</w:t>
       </w:r>
       <w:r>
         <w:t xml:space="preserve"> </w:t>
@@ -2654,7 +2774,7 @@
         <w:t xml:space="preserve">punto H</w:t>
       </w:r>
       <w:r>
-        <w:t xml:space="preserve">, ya que es el lugar bidimensional donde se intersectan las tres líneas perpendiculares del forma triangular.</w:t>
+        <w:t xml:space="preserve">, ya que es el lugar plano donde se cruzan las tres alturas del figura triangular.</w:t>
       </w:r>
     </w:p>
     <w:p>
@@ -2679,7 +2799,7 @@
       <w:pPr>
         <w:numPr>
           <w:ilvl w:val="1"/>
-          <w:numId w:val="1017"/>
+          <w:numId w:val="1025"/>
         </w:numPr>
       </w:pPr>
       <w:r>
@@ -2690,7 +2810,7 @@
       <w:pPr>
         <w:numPr>
           <w:ilvl w:val="1"/>
-          <w:numId w:val="1017"/>
+          <w:numId w:val="1025"/>
         </w:numPr>
       </w:pPr>
       <w:r>
@@ -2701,7 +2821,18 @@
       <w:pPr>
         <w:numPr>
           <w:ilvl w:val="1"/>
-          <w:numId w:val="1017"/>
+          <w:numId w:val="1025"/>
+        </w:numPr>
+      </w:pPr>
+      <w:r>
+        <w:t xml:space="preserve">Falso</w:t>
+      </w:r>
+    </w:p>
+    <w:p>
+      <w:pPr>
+        <w:numPr>
+          <w:ilvl w:val="1"/>
+          <w:numId w:val="1025"/>
         </w:numPr>
       </w:pPr>
       <w:r>
@@ -2711,17 +2842,6 @@
     <w:p>
       <w:pPr>
         <w:numPr>
-          <w:ilvl w:val="1"/>
-          <w:numId w:val="1017"/>
-        </w:numPr>
-      </w:pPr>
-      <w:r>
-        <w:t xml:space="preserve">Falso</w:t>
-      </w:r>
-    </w:p>
-    <w:p>
-      <w:pPr>
-        <w:numPr>
           <w:ilvl w:val="0"/>
           <w:numId w:val="1001"/>
         </w:numPr>
@@ -2737,7 +2857,7 @@
         <w:br/>
       </w:r>
       <w:r>
-        <w:t xml:space="preserve">El ortocentro se define como el punto bidimensional en el cual se cruzan las tres alturas de un figura triangular. En la figura, se le han representado las alturas al figura triangular ABC y se ha marcado su ortocentro.</w:t>
+        <w:t xml:space="preserve">El ortocentro se define como el lugar espacial en el cual se cruzan las tres líneas perpendiculares de un figura triangular. En la figura, se le han trazado las líneas perpendiculares al figura triangular ABC y se ha marcado su ortocentro.</w:t>
       </w:r>
     </w:p>
     <w:p>
@@ -2750,7 +2870,7 @@
       <w:r>
         <w:drawing>
           <wp:inline>
-            <wp:extent cx="4319999" cy="3469292"/>
+            <wp:extent cx="4319999" cy="2891076"/>
             <wp:effectExtent b="0" l="0" r="0" t="0"/>
             <wp:docPr descr="image" title="" id="61" name="Picture"/>
             <a:graphic>
@@ -2771,7 +2891,7 @@
                   <pic:spPr bwMode="auto">
                     <a:xfrm>
                       <a:off x="0" y="0"/>
-                      <a:ext cx="4319999" cy="3469292"/>
+                      <a:ext cx="4319999" cy="2891076"/>
                     </a:xfrm>
                     <a:prstGeom prst="rect">
                       <a:avLst/>
@@ -2798,25 +2918,47 @@
         </w:numPr>
       </w:pPr>
       <w:r>
-        <w:t xml:space="preserve">¿En cuál punto se ubica el ortocentro del figura triangular?</w:t>
-      </w:r>
-    </w:p>
-    <w:p>
-      <w:pPr>
-        <w:numPr>
-          <w:ilvl w:val="1"/>
-          <w:numId w:val="1018"/>
-        </w:numPr>
-      </w:pPr>
-      <w:r>
-        <w:t xml:space="preserve">M</w:t>
-      </w:r>
-    </w:p>
-    <w:p>
-      <w:pPr>
-        <w:numPr>
-          <w:ilvl w:val="1"/>
-          <w:numId w:val="1018"/>
+        <w:t xml:space="preserve">¿En cuál lugar se ubica el ortocentro del figura triangular?</w:t>
+      </w:r>
+    </w:p>
+    <w:p>
+      <w:pPr>
+        <w:numPr>
+          <w:ilvl w:val="1"/>
+          <w:numId w:val="1026"/>
+        </w:numPr>
+      </w:pPr>
+      <w:r>
+        <w:t xml:space="preserve">B</w:t>
+      </w:r>
+    </w:p>
+    <w:p>
+      <w:pPr>
+        <w:numPr>
+          <w:ilvl w:val="1"/>
+          <w:numId w:val="1026"/>
+        </w:numPr>
+      </w:pPr>
+      <w:r>
+        <w:t xml:space="preserve">T</w:t>
+      </w:r>
+    </w:p>
+    <w:p>
+      <w:pPr>
+        <w:numPr>
+          <w:ilvl w:val="1"/>
+          <w:numId w:val="1026"/>
+        </w:numPr>
+      </w:pPr>
+      <w:r>
+        <w:t xml:space="preserve">A</w:t>
+      </w:r>
+    </w:p>
+    <w:p>
+      <w:pPr>
+        <w:numPr>
+          <w:ilvl w:val="1"/>
+          <w:numId w:val="1026"/>
         </w:numPr>
       </w:pPr>
       <w:r>
@@ -2826,28 +2968,6 @@
     <w:p>
       <w:pPr>
         <w:numPr>
-          <w:ilvl w:val="1"/>
-          <w:numId w:val="1018"/>
-        </w:numPr>
-      </w:pPr>
-      <w:r>
-        <w:t xml:space="preserve">B</w:t>
-      </w:r>
-    </w:p>
-    <w:p>
-      <w:pPr>
-        <w:numPr>
-          <w:ilvl w:val="1"/>
-          <w:numId w:val="1018"/>
-        </w:numPr>
-      </w:pPr>
-      <w:r>
-        <w:t xml:space="preserve">A</w:t>
-      </w:r>
-    </w:p>
-    <w:p>
-      <w:pPr>
-        <w:numPr>
           <w:ilvl w:val="0"/>
           <w:numId w:val="1000"/>
         </w:numPr>
@@ -2936,7 +3056,7 @@
       <w:pPr>
         <w:numPr>
           <w:ilvl w:val="1"/>
-          <w:numId w:val="1019"/>
+          <w:numId w:val="1027"/>
         </w:numPr>
       </w:pPr>
       <w:r>
@@ -2947,14 +3067,14 @@
         <w:t xml:space="preserve">Altura desde B</w:t>
       </w:r>
       <w:r>
-        <w:t xml:space="preserve">: La línea dotted que va desde el vértice B hasta el punto M en la base AC. Esta línea es perpendicular a la base, como se indica con el símbolo del ángulo recto.</w:t>
-      </w:r>
-    </w:p>
-    <w:p>
-      <w:pPr>
-        <w:numPr>
-          <w:ilvl w:val="1"/>
-          <w:numId w:val="1019"/>
+        <w:t xml:space="preserve">: La línea dashdotted que va desde el vértice B hasta el punto T en la base AC. Esta línea es perpendicular a la base, como se indica con el símbolo del ángulo recto.</w:t>
+      </w:r>
+    </w:p>
+    <w:p>
+      <w:pPr>
+        <w:numPr>
+          <w:ilvl w:val="1"/>
+          <w:numId w:val="1027"/>
         </w:numPr>
       </w:pPr>
       <w:r>
@@ -2965,14 +3085,14 @@
         <w:t xml:space="preserve">Altura desde A</w:t>
       </w:r>
       <w:r>
-        <w:t xml:space="preserve">: La línea dotted que va desde el vértice A hacia el lado opuesto BC.</w:t>
-      </w:r>
-    </w:p>
-    <w:p>
-      <w:pPr>
-        <w:numPr>
-          <w:ilvl w:val="1"/>
-          <w:numId w:val="1019"/>
+        <w:t xml:space="preserve">: La línea dashdotted que va desde el vértice A hacia el lado opuesto BC.</w:t>
+      </w:r>
+    </w:p>
+    <w:p>
+      <w:pPr>
+        <w:numPr>
+          <w:ilvl w:val="1"/>
+          <w:numId w:val="1027"/>
         </w:numPr>
       </w:pPr>
       <w:r>
@@ -2983,7 +3103,7 @@
         <w:t xml:space="preserve">Altura desde C</w:t>
       </w:r>
       <w:r>
-        <w:t xml:space="preserve">: La línea dotted que va desde el vértice C hacia el lado opuesto AB.</w:t>
+        <w:t xml:space="preserve">: La línea dashdotted que va desde el vértice C hacia el lado opuesto AB.</w:t>
       </w:r>
     </w:p>
     <w:p>
@@ -3008,7 +3128,7 @@
         </w:numPr>
       </w:pPr>
       <w:r>
-        <w:t xml:space="preserve">Al observar cuidadosamente la figura, podemos ver que todas las alturas se intersectan en un único punto. Este punto de convergencia es precisamente el</w:t>
+        <w:t xml:space="preserve">Al observar cuidadosamente la figura, podemos ver que todas las líneas perpendiculares se intersectan en un único punto. Este punto de convergencia es precisamente el</w:t>
       </w:r>
       <w:r>
         <w:t xml:space="preserve"> </w:t>
@@ -3048,17 +3168,27 @@
       <w:r>
         <w:t xml:space="preserve">Según la teoría geométrica:</w:t>
       </w:r>
-      <w:r>
-        <w:t xml:space="preserve"> </w:t>
-      </w:r>
-      <w:r>
-        <w:t xml:space="preserve">- En cualquier triángulo, las tres alturas (o sus prolongaciones) siempre se intersectan en un único punto</w:t>
-      </w:r>
-      <w:r>
-        <w:t xml:space="preserve"> </w:t>
-      </w:r>
-      <w:r>
-        <w:t xml:space="preserve">- Este punto de intersección es el</w:t>
+    </w:p>
+    <w:p>
+      <w:pPr>
+        <w:numPr>
+          <w:ilvl w:val="1"/>
+          <w:numId w:val="1028"/>
+        </w:numPr>
+      </w:pPr>
+      <w:r>
+        <w:t xml:space="preserve">En cualquier triángulo, las tres alturas (o sus prolongaciones) siempre se intersectan en un único punto</w:t>
+      </w:r>
+    </w:p>
+    <w:p>
+      <w:pPr>
+        <w:numPr>
+          <w:ilvl w:val="1"/>
+          <w:numId w:val="1028"/>
+        </w:numPr>
+      </w:pPr>
+      <w:r>
+        <w:t xml:space="preserve">Este punto de intersección es el</w:t>
       </w:r>
       <w:r>
         <w:t xml:space="preserve"> </w:t>
@@ -3070,11 +3200,16 @@
         </w:rPr>
         <w:t xml:space="preserve">ortocentro</w:t>
       </w:r>
-      <w:r>
-        <w:t xml:space="preserve"> </w:t>
-      </w:r>
-      <w:r>
-        <w:t xml:space="preserve">- En la figura mostrada, este punto es claramente</w:t>
+    </w:p>
+    <w:p>
+      <w:pPr>
+        <w:numPr>
+          <w:ilvl w:val="1"/>
+          <w:numId w:val="1028"/>
+        </w:numPr>
+      </w:pPr>
+      <w:r>
+        <w:t xml:space="preserve">En la figura mostrada, este punto es claramente</w:t>
       </w:r>
       <w:r>
         <w:t xml:space="preserve"> </w:t>
@@ -3111,11 +3246,16 @@
       <w:r>
         <w:t xml:space="preserve">Es importante recordar que:</w:t>
       </w:r>
-      <w:r>
-        <w:t xml:space="preserve"> </w:t>
-      </w:r>
-      <w:r>
-        <w:t xml:space="preserve">- En un</w:t>
+    </w:p>
+    <w:p>
+      <w:pPr>
+        <w:numPr>
+          <w:ilvl w:val="1"/>
+          <w:numId w:val="1029"/>
+        </w:numPr>
+      </w:pPr>
+      <w:r>
+        <w:t xml:space="preserve">En un</w:t>
       </w:r>
       <w:r>
         <w:t xml:space="preserve"> </w:t>
@@ -3146,11 +3286,16 @@
       <w:r>
         <w:t xml:space="preserve">del triángulo</w:t>
       </w:r>
-      <w:r>
-        <w:t xml:space="preserve"> </w:t>
-      </w:r>
-      <w:r>
-        <w:t xml:space="preserve">- En un</w:t>
+    </w:p>
+    <w:p>
+      <w:pPr>
+        <w:numPr>
+          <w:ilvl w:val="1"/>
+          <w:numId w:val="1029"/>
+        </w:numPr>
+      </w:pPr>
+      <w:r>
+        <w:t xml:space="preserve">En un</w:t>
       </w:r>
       <w:r>
         <w:t xml:space="preserve"> </w:t>
@@ -3175,11 +3320,16 @@
         </w:rPr>
         <w:t xml:space="preserve">vértice del ángulo recto</w:t>
       </w:r>
-      <w:r>
-        <w:t xml:space="preserve"> </w:t>
-      </w:r>
-      <w:r>
-        <w:t xml:space="preserve">- En un</w:t>
+    </w:p>
+    <w:p>
+      <w:pPr>
+        <w:numPr>
+          <w:ilvl w:val="1"/>
+          <w:numId w:val="1029"/>
+        </w:numPr>
+      </w:pPr>
+      <w:r>
+        <w:t xml:space="preserve">En un</w:t>
       </w:r>
       <w:r>
         <w:t xml:space="preserve"> </w:t>
@@ -3240,7 +3390,25 @@
       <w:pPr>
         <w:numPr>
           <w:ilvl w:val="1"/>
-          <w:numId w:val="1020"/>
+          <w:numId w:val="1030"/>
+        </w:numPr>
+      </w:pPr>
+      <w:r>
+        <w:rPr>
+          <w:b/>
+          <w:bCs/>
+        </w:rPr>
+        <w:t xml:space="preserve">Punto B</w:t>
+      </w:r>
+      <w:r>
+        <w:t xml:space="preserve">: No es el punto donde convergen las alturas</w:t>
+      </w:r>
+    </w:p>
+    <w:p>
+      <w:pPr>
+        <w:numPr>
+          <w:ilvl w:val="1"/>
+          <w:numId w:val="1030"/>
         </w:numPr>
       </w:pPr>
       <w:r>
@@ -3258,15 +3426,15 @@
       <w:pPr>
         <w:numPr>
           <w:ilvl w:val="1"/>
-          <w:numId w:val="1020"/>
-        </w:numPr>
-      </w:pPr>
-      <w:r>
-        <w:rPr>
-          <w:b/>
-          <w:bCs/>
-        </w:rPr>
-        <w:t xml:space="preserve">Punto M</w:t>
+          <w:numId w:val="1030"/>
+        </w:numPr>
+      </w:pPr>
+      <w:r>
+        <w:rPr>
+          <w:b/>
+          <w:bCs/>
+        </w:rPr>
+        <w:t xml:space="preserve">Punto T</w:t>
       </w:r>
       <w:r>
         <w:t xml:space="preserve">: No es el punto donde convergen las alturas</w:t>
@@ -3274,24 +3442,6 @@
     </w:p>
     <w:p>
       <w:pPr>
-        <w:numPr>
-          <w:ilvl w:val="1"/>
-          <w:numId w:val="1020"/>
-        </w:numPr>
-      </w:pPr>
-      <w:r>
-        <w:rPr>
-          <w:b/>
-          <w:bCs/>
-        </w:rPr>
-        <w:t xml:space="preserve">Punto B</w:t>
-      </w:r>
-      <w:r>
-        <w:t xml:space="preserve">: No es el punto donde convergen las alturas</w:t>
-      </w:r>
-    </w:p>
-    <w:p>
-      <w:pPr>
         <w:pStyle w:val="Heading3"/>
         <w:numPr>
           <w:ilvl w:val="0"/>
@@ -3325,7 +3475,7 @@
         <w:t xml:space="preserve">punto H</w:t>
       </w:r>
       <w:r>
-        <w:t xml:space="preserve">, ya que es el lugar bidimensional donde se cruzan las tres alturas del figura triangular.</w:t>
+        <w:t xml:space="preserve">, ya que es el lugar espacial donde se cruzan las tres líneas perpendiculares del figura triangular.</w:t>
       </w:r>
     </w:p>
     <w:p>
@@ -3350,7 +3500,7 @@
       <w:pPr>
         <w:numPr>
           <w:ilvl w:val="1"/>
-          <w:numId w:val="1021"/>
+          <w:numId w:val="1031"/>
         </w:numPr>
       </w:pPr>
       <w:r>
@@ -3361,33 +3511,33 @@
       <w:pPr>
         <w:numPr>
           <w:ilvl w:val="1"/>
-          <w:numId w:val="1021"/>
+          <w:numId w:val="1031"/>
+        </w:numPr>
+      </w:pPr>
+      <w:r>
+        <w:t xml:space="preserve">Falso</w:t>
+      </w:r>
+    </w:p>
+    <w:p>
+      <w:pPr>
+        <w:numPr>
+          <w:ilvl w:val="1"/>
+          <w:numId w:val="1031"/>
+        </w:numPr>
+      </w:pPr>
+      <w:r>
+        <w:t xml:space="preserve">Falso</w:t>
+      </w:r>
+    </w:p>
+    <w:p>
+      <w:pPr>
+        <w:numPr>
+          <w:ilvl w:val="1"/>
+          <w:numId w:val="1031"/>
         </w:numPr>
       </w:pPr>
       <w:r>
         <w:t xml:space="preserve">Verdadero</w:t>
-      </w:r>
-    </w:p>
-    <w:p>
-      <w:pPr>
-        <w:numPr>
-          <w:ilvl w:val="1"/>
-          <w:numId w:val="1021"/>
-        </w:numPr>
-      </w:pPr>
-      <w:r>
-        <w:t xml:space="preserve">Falso</w:t>
-      </w:r>
-    </w:p>
-    <w:p>
-      <w:pPr>
-        <w:numPr>
-          <w:ilvl w:val="1"/>
-          <w:numId w:val="1021"/>
-        </w:numPr>
-      </w:pPr>
-      <w:r>
-        <w:t xml:space="preserve">Falso</w:t>
       </w:r>
     </w:p>
     <w:bookmarkEnd w:id="70"/>
@@ -3782,64 +3932,10 @@
     <w:abstractNumId w:val="991"/>
   </w:num>
   <w:num w:numId="1005">
-    <w:abstractNumId w:val="99201"/>
-    <w:lvlOverride w:ilvl="0">
-      <w:startOverride w:val="1"/>
-    </w:lvlOverride>
-    <w:lvlOverride w:ilvl="1">
-      <w:startOverride w:val="1"/>
-    </w:lvlOverride>
-    <w:lvlOverride w:ilvl="2">
-      <w:startOverride w:val="1"/>
-    </w:lvlOverride>
-    <w:lvlOverride w:ilvl="3">
-      <w:startOverride w:val="1"/>
-    </w:lvlOverride>
-    <w:lvlOverride w:ilvl="4">
-      <w:startOverride w:val="1"/>
-    </w:lvlOverride>
-    <w:lvlOverride w:ilvl="5">
-      <w:startOverride w:val="1"/>
-    </w:lvlOverride>
-    <w:lvlOverride w:ilvl="6">
-      <w:startOverride w:val="1"/>
-    </w:lvlOverride>
-    <w:lvlOverride w:ilvl="7">
-      <w:startOverride w:val="1"/>
-    </w:lvlOverride>
-    <w:lvlOverride w:ilvl="8">
-      <w:startOverride w:val="1"/>
-    </w:lvlOverride>
+    <w:abstractNumId w:val="991"/>
   </w:num>
   <w:num w:numId="1006">
-    <w:abstractNumId w:val="99201"/>
-    <w:lvlOverride w:ilvl="0">
-      <w:startOverride w:val="1"/>
-    </w:lvlOverride>
-    <w:lvlOverride w:ilvl="1">
-      <w:startOverride w:val="1"/>
-    </w:lvlOverride>
-    <w:lvlOverride w:ilvl="2">
-      <w:startOverride w:val="1"/>
-    </w:lvlOverride>
-    <w:lvlOverride w:ilvl="3">
-      <w:startOverride w:val="1"/>
-    </w:lvlOverride>
-    <w:lvlOverride w:ilvl="4">
-      <w:startOverride w:val="1"/>
-    </w:lvlOverride>
-    <w:lvlOverride w:ilvl="5">
-      <w:startOverride w:val="1"/>
-    </w:lvlOverride>
-    <w:lvlOverride w:ilvl="6">
-      <w:startOverride w:val="1"/>
-    </w:lvlOverride>
-    <w:lvlOverride w:ilvl="7">
-      <w:startOverride w:val="1"/>
-    </w:lvlOverride>
-    <w:lvlOverride w:ilvl="8">
-      <w:startOverride w:val="1"/>
-    </w:lvlOverride>
+    <w:abstractNumId w:val="991"/>
   </w:num>
   <w:num w:numId="1007">
     <w:abstractNumId w:val="99201"/>
@@ -3872,7 +3968,34 @@
     </w:lvlOverride>
   </w:num>
   <w:num w:numId="1008">
-    <w:abstractNumId w:val="991"/>
+    <w:abstractNumId w:val="99201"/>
+    <w:lvlOverride w:ilvl="0">
+      <w:startOverride w:val="1"/>
+    </w:lvlOverride>
+    <w:lvlOverride w:ilvl="1">
+      <w:startOverride w:val="1"/>
+    </w:lvlOverride>
+    <w:lvlOverride w:ilvl="2">
+      <w:startOverride w:val="1"/>
+    </w:lvlOverride>
+    <w:lvlOverride w:ilvl="3">
+      <w:startOverride w:val="1"/>
+    </w:lvlOverride>
+    <w:lvlOverride w:ilvl="4">
+      <w:startOverride w:val="1"/>
+    </w:lvlOverride>
+    <w:lvlOverride w:ilvl="5">
+      <w:startOverride w:val="1"/>
+    </w:lvlOverride>
+    <w:lvlOverride w:ilvl="6">
+      <w:startOverride w:val="1"/>
+    </w:lvlOverride>
+    <w:lvlOverride w:ilvl="7">
+      <w:startOverride w:val="1"/>
+    </w:lvlOverride>
+    <w:lvlOverride w:ilvl="8">
+      <w:startOverride w:val="1"/>
+    </w:lvlOverride>
   </w:num>
   <w:num w:numId="1009">
     <w:abstractNumId w:val="99201"/>
@@ -3905,64 +4028,10 @@
     </w:lvlOverride>
   </w:num>
   <w:num w:numId="1010">
-    <w:abstractNumId w:val="99201"/>
-    <w:lvlOverride w:ilvl="0">
-      <w:startOverride w:val="1"/>
-    </w:lvlOverride>
-    <w:lvlOverride w:ilvl="1">
-      <w:startOverride w:val="1"/>
-    </w:lvlOverride>
-    <w:lvlOverride w:ilvl="2">
-      <w:startOverride w:val="1"/>
-    </w:lvlOverride>
-    <w:lvlOverride w:ilvl="3">
-      <w:startOverride w:val="1"/>
-    </w:lvlOverride>
-    <w:lvlOverride w:ilvl="4">
-      <w:startOverride w:val="1"/>
-    </w:lvlOverride>
-    <w:lvlOverride w:ilvl="5">
-      <w:startOverride w:val="1"/>
-    </w:lvlOverride>
-    <w:lvlOverride w:ilvl="6">
-      <w:startOverride w:val="1"/>
-    </w:lvlOverride>
-    <w:lvlOverride w:ilvl="7">
-      <w:startOverride w:val="1"/>
-    </w:lvlOverride>
-    <w:lvlOverride w:ilvl="8">
-      <w:startOverride w:val="1"/>
-    </w:lvlOverride>
+    <w:abstractNumId w:val="991"/>
   </w:num>
   <w:num w:numId="1011">
-    <w:abstractNumId w:val="99201"/>
-    <w:lvlOverride w:ilvl="0">
-      <w:startOverride w:val="1"/>
-    </w:lvlOverride>
-    <w:lvlOverride w:ilvl="1">
-      <w:startOverride w:val="1"/>
-    </w:lvlOverride>
-    <w:lvlOverride w:ilvl="2">
-      <w:startOverride w:val="1"/>
-    </w:lvlOverride>
-    <w:lvlOverride w:ilvl="3">
-      <w:startOverride w:val="1"/>
-    </w:lvlOverride>
-    <w:lvlOverride w:ilvl="4">
-      <w:startOverride w:val="1"/>
-    </w:lvlOverride>
-    <w:lvlOverride w:ilvl="5">
-      <w:startOverride w:val="1"/>
-    </w:lvlOverride>
-    <w:lvlOverride w:ilvl="6">
-      <w:startOverride w:val="1"/>
-    </w:lvlOverride>
-    <w:lvlOverride w:ilvl="7">
-      <w:startOverride w:val="1"/>
-    </w:lvlOverride>
-    <w:lvlOverride w:ilvl="8">
-      <w:startOverride w:val="1"/>
-    </w:lvlOverride>
+    <w:abstractNumId w:val="991"/>
   </w:num>
   <w:num w:numId="1012">
     <w:abstractNumId w:val="991"/>
@@ -4061,64 +4130,10 @@
     <w:abstractNumId w:val="991"/>
   </w:num>
   <w:num w:numId="1017">
-    <w:abstractNumId w:val="99201"/>
-    <w:lvlOverride w:ilvl="0">
-      <w:startOverride w:val="1"/>
-    </w:lvlOverride>
-    <w:lvlOverride w:ilvl="1">
-      <w:startOverride w:val="1"/>
-    </w:lvlOverride>
-    <w:lvlOverride w:ilvl="2">
-      <w:startOverride w:val="1"/>
-    </w:lvlOverride>
-    <w:lvlOverride w:ilvl="3">
-      <w:startOverride w:val="1"/>
-    </w:lvlOverride>
-    <w:lvlOverride w:ilvl="4">
-      <w:startOverride w:val="1"/>
-    </w:lvlOverride>
-    <w:lvlOverride w:ilvl="5">
-      <w:startOverride w:val="1"/>
-    </w:lvlOverride>
-    <w:lvlOverride w:ilvl="6">
-      <w:startOverride w:val="1"/>
-    </w:lvlOverride>
-    <w:lvlOverride w:ilvl="7">
-      <w:startOverride w:val="1"/>
-    </w:lvlOverride>
-    <w:lvlOverride w:ilvl="8">
-      <w:startOverride w:val="1"/>
-    </w:lvlOverride>
+    <w:abstractNumId w:val="991"/>
   </w:num>
   <w:num w:numId="1018">
-    <w:abstractNumId w:val="99201"/>
-    <w:lvlOverride w:ilvl="0">
-      <w:startOverride w:val="1"/>
-    </w:lvlOverride>
-    <w:lvlOverride w:ilvl="1">
-      <w:startOverride w:val="1"/>
-    </w:lvlOverride>
-    <w:lvlOverride w:ilvl="2">
-      <w:startOverride w:val="1"/>
-    </w:lvlOverride>
-    <w:lvlOverride w:ilvl="3">
-      <w:startOverride w:val="1"/>
-    </w:lvlOverride>
-    <w:lvlOverride w:ilvl="4">
-      <w:startOverride w:val="1"/>
-    </w:lvlOverride>
-    <w:lvlOverride w:ilvl="5">
-      <w:startOverride w:val="1"/>
-    </w:lvlOverride>
-    <w:lvlOverride w:ilvl="6">
-      <w:startOverride w:val="1"/>
-    </w:lvlOverride>
-    <w:lvlOverride w:ilvl="7">
-      <w:startOverride w:val="1"/>
-    </w:lvlOverride>
-    <w:lvlOverride w:ilvl="8">
-      <w:startOverride w:val="1"/>
-    </w:lvlOverride>
+    <w:abstractNumId w:val="991"/>
   </w:num>
   <w:num w:numId="1019">
     <w:abstractNumId w:val="99201"/>
@@ -4151,9 +4166,174 @@
     </w:lvlOverride>
   </w:num>
   <w:num w:numId="1020">
+    <w:abstractNumId w:val="99201"/>
+    <w:lvlOverride w:ilvl="0">
+      <w:startOverride w:val="1"/>
+    </w:lvlOverride>
+    <w:lvlOverride w:ilvl="1">
+      <w:startOverride w:val="1"/>
+    </w:lvlOverride>
+    <w:lvlOverride w:ilvl="2">
+      <w:startOverride w:val="1"/>
+    </w:lvlOverride>
+    <w:lvlOverride w:ilvl="3">
+      <w:startOverride w:val="1"/>
+    </w:lvlOverride>
+    <w:lvlOverride w:ilvl="4">
+      <w:startOverride w:val="1"/>
+    </w:lvlOverride>
+    <w:lvlOverride w:ilvl="5">
+      <w:startOverride w:val="1"/>
+    </w:lvlOverride>
+    <w:lvlOverride w:ilvl="6">
+      <w:startOverride w:val="1"/>
+    </w:lvlOverride>
+    <w:lvlOverride w:ilvl="7">
+      <w:startOverride w:val="1"/>
+    </w:lvlOverride>
+    <w:lvlOverride w:ilvl="8">
+      <w:startOverride w:val="1"/>
+    </w:lvlOverride>
+  </w:num>
+  <w:num w:numId="1021">
+    <w:abstractNumId w:val="99201"/>
+    <w:lvlOverride w:ilvl="0">
+      <w:startOverride w:val="1"/>
+    </w:lvlOverride>
+    <w:lvlOverride w:ilvl="1">
+      <w:startOverride w:val="1"/>
+    </w:lvlOverride>
+    <w:lvlOverride w:ilvl="2">
+      <w:startOverride w:val="1"/>
+    </w:lvlOverride>
+    <w:lvlOverride w:ilvl="3">
+      <w:startOverride w:val="1"/>
+    </w:lvlOverride>
+    <w:lvlOverride w:ilvl="4">
+      <w:startOverride w:val="1"/>
+    </w:lvlOverride>
+    <w:lvlOverride w:ilvl="5">
+      <w:startOverride w:val="1"/>
+    </w:lvlOverride>
+    <w:lvlOverride w:ilvl="6">
+      <w:startOverride w:val="1"/>
+    </w:lvlOverride>
+    <w:lvlOverride w:ilvl="7">
+      <w:startOverride w:val="1"/>
+    </w:lvlOverride>
+    <w:lvlOverride w:ilvl="8">
+      <w:startOverride w:val="1"/>
+    </w:lvlOverride>
+  </w:num>
+  <w:num w:numId="1022">
     <w:abstractNumId w:val="991"/>
   </w:num>
-  <w:num w:numId="1021">
+  <w:num w:numId="1023">
+    <w:abstractNumId w:val="991"/>
+  </w:num>
+  <w:num w:numId="1024">
+    <w:abstractNumId w:val="991"/>
+  </w:num>
+  <w:num w:numId="1025">
+    <w:abstractNumId w:val="99201"/>
+    <w:lvlOverride w:ilvl="0">
+      <w:startOverride w:val="1"/>
+    </w:lvlOverride>
+    <w:lvlOverride w:ilvl="1">
+      <w:startOverride w:val="1"/>
+    </w:lvlOverride>
+    <w:lvlOverride w:ilvl="2">
+      <w:startOverride w:val="1"/>
+    </w:lvlOverride>
+    <w:lvlOverride w:ilvl="3">
+      <w:startOverride w:val="1"/>
+    </w:lvlOverride>
+    <w:lvlOverride w:ilvl="4">
+      <w:startOverride w:val="1"/>
+    </w:lvlOverride>
+    <w:lvlOverride w:ilvl="5">
+      <w:startOverride w:val="1"/>
+    </w:lvlOverride>
+    <w:lvlOverride w:ilvl="6">
+      <w:startOverride w:val="1"/>
+    </w:lvlOverride>
+    <w:lvlOverride w:ilvl="7">
+      <w:startOverride w:val="1"/>
+    </w:lvlOverride>
+    <w:lvlOverride w:ilvl="8">
+      <w:startOverride w:val="1"/>
+    </w:lvlOverride>
+  </w:num>
+  <w:num w:numId="1026">
+    <w:abstractNumId w:val="99201"/>
+    <w:lvlOverride w:ilvl="0">
+      <w:startOverride w:val="1"/>
+    </w:lvlOverride>
+    <w:lvlOverride w:ilvl="1">
+      <w:startOverride w:val="1"/>
+    </w:lvlOverride>
+    <w:lvlOverride w:ilvl="2">
+      <w:startOverride w:val="1"/>
+    </w:lvlOverride>
+    <w:lvlOverride w:ilvl="3">
+      <w:startOverride w:val="1"/>
+    </w:lvlOverride>
+    <w:lvlOverride w:ilvl="4">
+      <w:startOverride w:val="1"/>
+    </w:lvlOverride>
+    <w:lvlOverride w:ilvl="5">
+      <w:startOverride w:val="1"/>
+    </w:lvlOverride>
+    <w:lvlOverride w:ilvl="6">
+      <w:startOverride w:val="1"/>
+    </w:lvlOverride>
+    <w:lvlOverride w:ilvl="7">
+      <w:startOverride w:val="1"/>
+    </w:lvlOverride>
+    <w:lvlOverride w:ilvl="8">
+      <w:startOverride w:val="1"/>
+    </w:lvlOverride>
+  </w:num>
+  <w:num w:numId="1027">
+    <w:abstractNumId w:val="99201"/>
+    <w:lvlOverride w:ilvl="0">
+      <w:startOverride w:val="1"/>
+    </w:lvlOverride>
+    <w:lvlOverride w:ilvl="1">
+      <w:startOverride w:val="1"/>
+    </w:lvlOverride>
+    <w:lvlOverride w:ilvl="2">
+      <w:startOverride w:val="1"/>
+    </w:lvlOverride>
+    <w:lvlOverride w:ilvl="3">
+      <w:startOverride w:val="1"/>
+    </w:lvlOverride>
+    <w:lvlOverride w:ilvl="4">
+      <w:startOverride w:val="1"/>
+    </w:lvlOverride>
+    <w:lvlOverride w:ilvl="5">
+      <w:startOverride w:val="1"/>
+    </w:lvlOverride>
+    <w:lvlOverride w:ilvl="6">
+      <w:startOverride w:val="1"/>
+    </w:lvlOverride>
+    <w:lvlOverride w:ilvl="7">
+      <w:startOverride w:val="1"/>
+    </w:lvlOverride>
+    <w:lvlOverride w:ilvl="8">
+      <w:startOverride w:val="1"/>
+    </w:lvlOverride>
+  </w:num>
+  <w:num w:numId="1028">
+    <w:abstractNumId w:val="991"/>
+  </w:num>
+  <w:num w:numId="1029">
+    <w:abstractNumId w:val="991"/>
+  </w:num>
+  <w:num w:numId="1030">
+    <w:abstractNumId w:val="991"/>
+  </w:num>
+  <w:num w:numId="1031">
     <w:abstractNumId w:val="99201"/>
     <w:lvlOverride w:ilvl="0">
       <w:startOverride w:val="1"/>
